--- a/02_Software_Engineering/02_Contributions/Project 2 Report.docx
+++ b/02_Software_Engineering/02_Contributions/Project 2 Report.docx
@@ -2,7 +2,7 @@
 <file path=word/document2.xml><?xml version="1.0" encoding="utf-8"?>
 <w:document xmlns:wpc="http://schemas.microsoft.com/office/word/2010/wordprocessingCanvas" xmlns:mc="http://schemas.openxmlformats.org/markup-compatibility/2006" xmlns:o="urn:schemas-microsoft-com:office:office" xmlns:r="http://schemas.openxmlformats.org/officeDocument/2006/relationships" xmlns:m="http://schemas.openxmlformats.org/officeDocument/2006/math" xmlns:v="urn:schemas-microsoft-com:vml" xmlns:wp14="http://schemas.microsoft.com/office/word/2010/wordprocessingDrawing" xmlns:wp="http://schemas.openxmlformats.org/drawingml/2006/wordprocessingDrawing" xmlns:w10="urn:schemas-microsoft-com:office:word" xmlns:w="http://schemas.openxmlformats.org/wordprocessingml/2006/main" xmlns:w14="http://schemas.microsoft.com/office/word/2010/wordml" xmlns:w15="http://schemas.microsoft.com/office/word/2012/wordml" xmlns:wpg="http://schemas.microsoft.com/office/word/2010/wordprocessingGroup" xmlns:wpi="http://schemas.microsoft.com/office/word/2010/wordprocessingInk" xmlns:wne="http://schemas.microsoft.com/office/word/2006/wordml" xmlns:wps="http://schemas.microsoft.com/office/word/2010/wordprocessingShape" xmlns:w16se="http://schemas.microsoft.com/office/word/2015/wordml/symex" xmlns:w16cid="http://schemas.microsoft.com/office/word/2016/wordml/cid" xmlns:w16="http://schemas.microsoft.com/office/word/2018/wordml" xmlns:w16cex="http://schemas.microsoft.com/office/word/2018/wordml/cex" xmlns:w16sdtdh="http://schemas.microsoft.com/office/word/2020/wordml/sdtdatahash" xmlns:w16sdtfl="http://schemas.microsoft.com/office/word/2024/wordml/sdtformatlock" xmlns:a="http://schemas.openxmlformats.org/drawingml/2006/main" xmlns:pic="http://schemas.openxmlformats.org/drawingml/2006/picture" xmlns:a14="http://schemas.microsoft.com/office/drawing/2010/main" mc:Ignorable="w14 w15 wp14 w16se w16cid w16 w16cex w16sdtdh w16sdtfl">
   <w:body>
-    <w:p xmlns:wp14="http://schemas.microsoft.com/office/word/2010/wordml" wp14:paraId="5E5787A5" wp14:textId="15282788">
+    <w:p>
       <w:pPr>
         <w:jc w:val="center"/>
       </w:pPr>
@@ -15,596 +15,6 @@
           <w:u w:val="single"/>
         </w:rPr>
         <w:t>Project 2 – Pennine Pizza Works</w:t>
-      </w:r>
-    </w:p>
-    <w:p>
-      <w:pPr>
-        <w:rPr>
-          <w:rFonts w:ascii="Calibri" w:hAnsi="Calibri" w:eastAsia="Calibri" w:cs="Calibri"/>
-          <w:b w:val="0"/>
-          <w:bCs w:val="0"/>
-          <w:i w:val="0"/>
-          <w:iCs w:val="0"/>
-          <w:noProof w:val="0"/>
-          <w:sz w:val="22"/>
-          <w:szCs w:val="22"/>
-          <w:lang w:val="en-GB"/>
-        </w:rPr>
-      </w:pPr>
-      <w:r>
-        <w:rPr>
-          <w:rFonts w:ascii="Segoe UI Emoji" w:hAnsi="Segoe UI Emoji" w:eastAsia="Segoe UI Emoji" w:cs="Segoe UI Emoji"/>
-          <w:b w:val="1"/>
-          <w:bCs w:val="1"/>
-          <w:i w:val="0"/>
-          <w:iCs w:val="0"/>
-          <w:noProof w:val="0"/>
-          <w:sz w:val="22"/>
-          <w:szCs w:val="22"/>
-          <w:lang w:val="en-GB"/>
-        </w:rPr>
-        <w:t>✅</w:t>
-      </w:r>
-      <w:r>
-        <w:rPr>
-          <w:rFonts w:ascii="Calibri" w:hAnsi="Calibri" w:eastAsia="Calibri" w:cs="Calibri"/>
-          <w:b w:val="1"/>
-          <w:bCs w:val="1"/>
-          <w:i w:val="0"/>
-          <w:iCs w:val="0"/>
-          <w:noProof w:val="0"/>
-          <w:sz w:val="22"/>
-          <w:szCs w:val="22"/>
-          <w:lang w:val="en-GB"/>
-        </w:rPr>
-        <w:t>Analysis</w:t>
-      </w:r>
-      <w:r>
-        <w:rPr>
-          <w:rFonts w:ascii="Calibri" w:hAnsi="Calibri" w:eastAsia="Calibri" w:cs="Calibri"/>
-          <w:b w:val="0"/>
-          <w:bCs w:val="0"/>
-          <w:i w:val="0"/>
-          <w:iCs w:val="0"/>
-          <w:noProof w:val="0"/>
-          <w:sz w:val="22"/>
-          <w:szCs w:val="22"/>
-          <w:lang w:val="en-GB"/>
-        </w:rPr>
-        <w:t xml:space="preserve"> - Requirements Table, IPO Table</w:t>
-      </w:r>
-    </w:p>
-    <w:p>
-      <w:pPr>
-        <w:rPr>
-          <w:rFonts w:ascii="Calibri" w:hAnsi="Calibri" w:eastAsia="Calibri" w:cs="Calibri"/>
-          <w:b w:val="0"/>
-          <w:bCs w:val="0"/>
-          <w:i w:val="0"/>
-          <w:iCs w:val="0"/>
-          <w:noProof w:val="0"/>
-          <w:sz w:val="22"/>
-          <w:szCs w:val="22"/>
-          <w:lang w:val="en-GB"/>
-        </w:rPr>
-      </w:pPr>
-      <w:r>
-        <w:rPr>
-          <w:rFonts w:ascii="Segoe UI Emoji" w:hAnsi="Segoe UI Emoji" w:eastAsia="Segoe UI Emoji" w:cs="Segoe UI Emoji"/>
-          <w:b w:val="1"/>
-          <w:bCs w:val="1"/>
-          <w:i w:val="0"/>
-          <w:iCs w:val="0"/>
-          <w:noProof w:val="0"/>
-          <w:sz w:val="22"/>
-          <w:szCs w:val="22"/>
-          <w:lang w:val="en-GB"/>
-        </w:rPr>
-        <w:t>✅</w:t>
-      </w:r>
-      <w:r>
-        <w:rPr>
-          <w:rFonts w:ascii="Calibri" w:hAnsi="Calibri" w:eastAsia="Calibri" w:cs="Calibri"/>
-          <w:b w:val="1"/>
-          <w:bCs w:val="1"/>
-          <w:i w:val="0"/>
-          <w:iCs w:val="0"/>
-          <w:noProof w:val="0"/>
-          <w:sz w:val="22"/>
-          <w:szCs w:val="22"/>
-          <w:lang w:val="en-GB"/>
-        </w:rPr>
-        <w:t xml:space="preserve">Design </w:t>
-      </w:r>
-      <w:r>
-        <w:rPr>
-          <w:rFonts w:ascii="Calibri" w:hAnsi="Calibri" w:eastAsia="Calibri" w:cs="Calibri"/>
-          <w:b w:val="0"/>
-          <w:bCs w:val="0"/>
-          <w:i w:val="0"/>
-          <w:iCs w:val="0"/>
-          <w:noProof w:val="0"/>
-          <w:sz w:val="22"/>
-          <w:szCs w:val="22"/>
-          <w:lang w:val="en-GB"/>
-        </w:rPr>
-        <w:t>– Function/subroutine list, planned main program flow</w:t>
-      </w:r>
-    </w:p>
-    <w:p>
-      <w:pPr>
-        <w:rPr>
-          <w:rFonts w:ascii="Calibri" w:hAnsi="Calibri" w:eastAsia="Calibri" w:cs="Calibri"/>
-          <w:b w:val="0"/>
-          <w:bCs w:val="0"/>
-          <w:i w:val="0"/>
-          <w:iCs w:val="0"/>
-          <w:noProof w:val="0"/>
-          <w:sz w:val="22"/>
-          <w:szCs w:val="22"/>
-          <w:lang w:val="en-GB"/>
-        </w:rPr>
-      </w:pPr>
-      <w:r>
-        <w:rPr>
-          <w:rFonts w:ascii="Segoe UI Emoji" w:hAnsi="Segoe UI Emoji" w:eastAsia="Segoe UI Emoji" w:cs="Segoe UI Emoji"/>
-          <w:b w:val="1"/>
-          <w:bCs w:val="1"/>
-          <w:i w:val="0"/>
-          <w:iCs w:val="0"/>
-          <w:noProof w:val="0"/>
-          <w:sz w:val="22"/>
-          <w:szCs w:val="22"/>
-          <w:lang w:val="en-GB"/>
-        </w:rPr>
-        <w:t>✅</w:t>
-      </w:r>
-      <w:r>
-        <w:rPr>
-          <w:rFonts w:ascii="Calibri" w:hAnsi="Calibri" w:eastAsia="Calibri" w:cs="Calibri"/>
-          <w:b w:val="1"/>
-          <w:bCs w:val="1"/>
-          <w:i w:val="0"/>
-          <w:iCs w:val="0"/>
-          <w:noProof w:val="0"/>
-          <w:sz w:val="22"/>
-          <w:szCs w:val="22"/>
-          <w:lang w:val="en-GB"/>
-        </w:rPr>
-        <w:t xml:space="preserve">Build </w:t>
-      </w:r>
-      <w:r>
-        <w:rPr>
-          <w:rFonts w:ascii="Calibri" w:hAnsi="Calibri" w:eastAsia="Calibri" w:cs="Calibri"/>
-          <w:b w:val="0"/>
-          <w:bCs w:val="0"/>
-          <w:i w:val="0"/>
-          <w:iCs w:val="0"/>
-          <w:noProof w:val="0"/>
-          <w:sz w:val="22"/>
-          <w:szCs w:val="22"/>
-          <w:lang w:val="en-GB"/>
-        </w:rPr>
-        <w:t xml:space="preserve">– </w:t>
-      </w:r>
-      <w:r>
-        <w:rPr>
-          <w:rFonts w:ascii="Calibri" w:hAnsi="Calibri" w:eastAsia="Calibri" w:cs="Calibri"/>
-          <w:b w:val="0"/>
-          <w:bCs w:val="0"/>
-          <w:i w:val="0"/>
-          <w:iCs w:val="0"/>
-          <w:noProof w:val="0"/>
-          <w:sz w:val="22"/>
-          <w:szCs w:val="22"/>
-          <w:lang w:val="en-GB"/>
-        </w:rPr>
-        <w:t>Fl</w:t>
-      </w:r>
-      <w:r>
-        <w:rPr>
-          <w:rFonts w:ascii="Calibri" w:hAnsi="Calibri" w:eastAsia="Calibri" w:cs="Calibri"/>
-          <w:b w:val="0"/>
-          <w:bCs w:val="0"/>
-          <w:i w:val="0"/>
-          <w:iCs w:val="0"/>
-          <w:noProof w:val="0"/>
-          <w:sz w:val="22"/>
-          <w:szCs w:val="22"/>
-          <w:lang w:val="en-GB"/>
-        </w:rPr>
-        <w:t>owgorithm</w:t>
-      </w:r>
-      <w:r>
-        <w:rPr>
-          <w:rFonts w:ascii="Calibri" w:hAnsi="Calibri" w:eastAsia="Calibri" w:cs="Calibri"/>
-          <w:b w:val="0"/>
-          <w:bCs w:val="0"/>
-          <w:i w:val="0"/>
-          <w:iCs w:val="0"/>
-          <w:noProof w:val="0"/>
-          <w:sz w:val="22"/>
-          <w:szCs w:val="22"/>
-          <w:lang w:val="en-GB"/>
-        </w:rPr>
-        <w:t xml:space="preserve"> file, screenshots of program running </w:t>
-      </w:r>
-    </w:p>
-    <w:p>
-      <w:pPr>
-        <w:rPr>
-          <w:rFonts w:ascii="Calibri" w:hAnsi="Calibri" w:eastAsia="Calibri" w:cs="Calibri"/>
-          <w:b w:val="0"/>
-          <w:bCs w:val="0"/>
-          <w:i w:val="0"/>
-          <w:iCs w:val="0"/>
-          <w:noProof w:val="0"/>
-          <w:sz w:val="22"/>
-          <w:szCs w:val="22"/>
-          <w:lang w:val="en-GB"/>
-        </w:rPr>
-      </w:pPr>
-      <w:r>
-        <w:rPr>
-          <w:rFonts w:ascii="Segoe UI Emoji" w:hAnsi="Segoe UI Emoji" w:eastAsia="Segoe UI Emoji" w:cs="Segoe UI Emoji"/>
-          <w:b w:val="1"/>
-          <w:bCs w:val="1"/>
-          <w:i w:val="0"/>
-          <w:iCs w:val="0"/>
-          <w:noProof w:val="0"/>
-          <w:sz w:val="22"/>
-          <w:szCs w:val="22"/>
-          <w:lang w:val="en-GB"/>
-        </w:rPr>
-        <w:t>✅</w:t>
-      </w:r>
-      <w:r>
-        <w:rPr>
-          <w:rFonts w:ascii="Calibri" w:hAnsi="Calibri" w:eastAsia="Calibri" w:cs="Calibri"/>
-          <w:b w:val="1"/>
-          <w:bCs w:val="1"/>
-          <w:i w:val="0"/>
-          <w:iCs w:val="0"/>
-          <w:noProof w:val="0"/>
-          <w:sz w:val="22"/>
-          <w:szCs w:val="22"/>
-          <w:lang w:val="en-GB"/>
-        </w:rPr>
-        <w:t xml:space="preserve">Test </w:t>
-      </w:r>
-      <w:r>
-        <w:rPr>
-          <w:rFonts w:ascii="Calibri" w:hAnsi="Calibri" w:eastAsia="Calibri" w:cs="Calibri"/>
-          <w:b w:val="0"/>
-          <w:bCs w:val="0"/>
-          <w:i w:val="0"/>
-          <w:iCs w:val="0"/>
-          <w:noProof w:val="0"/>
-          <w:sz w:val="22"/>
-          <w:szCs w:val="22"/>
-          <w:lang w:val="en-GB"/>
-        </w:rPr>
-        <w:t xml:space="preserve">– Test table with normal, abnormal and extreme data, evidence of fixes or improvements </w:t>
-      </w:r>
-    </w:p>
-    <w:p>
-      <w:pPr>
-        <w:rPr>
-          <w:rFonts w:ascii="Calibri" w:hAnsi="Calibri" w:eastAsia="Calibri" w:cs="Calibri"/>
-          <w:b w:val="0"/>
-          <w:bCs w:val="0"/>
-          <w:i w:val="0"/>
-          <w:iCs w:val="0"/>
-          <w:noProof w:val="0"/>
-          <w:sz w:val="22"/>
-          <w:szCs w:val="22"/>
-          <w:lang w:val="en-GB"/>
-        </w:rPr>
-      </w:pPr>
-      <w:r>
-        <w:rPr>
-          <w:rFonts w:ascii="Calibri" w:hAnsi="Calibri" w:eastAsia="Calibri" w:cs="Calibri"/>
-          <w:b w:val="0"/>
-          <w:bCs w:val="0"/>
-          <w:i w:val="0"/>
-          <w:iCs w:val="0"/>
-          <w:noProof w:val="0"/>
-          <w:sz w:val="22"/>
-          <w:szCs w:val="22"/>
-          <w:lang w:val="en-GB"/>
-        </w:rPr>
-        <w:t xml:space="preserve">                  after testing</w:t>
-      </w:r>
-    </w:p>
-    <w:p>
-      <w:pPr>
-        <w:rPr>
-          <w:rFonts w:ascii="Calibri" w:hAnsi="Calibri" w:eastAsia="Calibri" w:cs="Calibri"/>
-          <w:b w:val="0"/>
-          <w:bCs w:val="0"/>
-          <w:i w:val="0"/>
-          <w:iCs w:val="0"/>
-          <w:noProof w:val="0"/>
-          <w:sz w:val="22"/>
-          <w:szCs w:val="22"/>
-          <w:lang w:val="en-GB"/>
-        </w:rPr>
-      </w:pPr>
-      <w:r>
-        <w:rPr>
-          <w:rFonts w:ascii="Segoe UI Emoji" w:hAnsi="Segoe UI Emoji" w:eastAsia="Segoe UI Emoji" w:cs="Segoe UI Emoji"/>
-          <w:b w:val="1"/>
-          <w:bCs w:val="1"/>
-          <w:i w:val="0"/>
-          <w:iCs w:val="0"/>
-          <w:noProof w:val="0"/>
-          <w:sz w:val="22"/>
-          <w:szCs w:val="22"/>
-          <w:lang w:val="en-GB"/>
-        </w:rPr>
-        <w:t>✅</w:t>
-      </w:r>
-      <w:r>
-        <w:rPr>
-          <w:rFonts w:ascii="Calibri" w:hAnsi="Calibri" w:eastAsia="Calibri" w:cs="Calibri"/>
-          <w:b w:val="1"/>
-          <w:bCs w:val="1"/>
-          <w:i w:val="0"/>
-          <w:iCs w:val="0"/>
-          <w:noProof w:val="0"/>
-          <w:sz w:val="22"/>
-          <w:szCs w:val="22"/>
-          <w:lang w:val="en-GB"/>
-        </w:rPr>
-        <w:t xml:space="preserve">Deploy </w:t>
-      </w:r>
-      <w:r>
-        <w:rPr>
-          <w:rFonts w:ascii="Calibri" w:hAnsi="Calibri" w:eastAsia="Calibri" w:cs="Calibri"/>
-          <w:b w:val="0"/>
-          <w:bCs w:val="0"/>
-          <w:i w:val="0"/>
-          <w:iCs w:val="0"/>
-          <w:noProof w:val="0"/>
-          <w:sz w:val="22"/>
-          <w:szCs w:val="22"/>
-          <w:lang w:val="en-GB"/>
-        </w:rPr>
-        <w:t xml:space="preserve">– Final version, </w:t>
-      </w:r>
-      <w:r>
-        <w:rPr>
-          <w:rFonts w:ascii="Calibri" w:hAnsi="Calibri" w:eastAsia="Calibri" w:cs="Calibri"/>
-          <w:b w:val="0"/>
-          <w:bCs w:val="0"/>
-          <w:i w:val="0"/>
-          <w:iCs w:val="0"/>
-          <w:noProof w:val="0"/>
-          <w:sz w:val="22"/>
-          <w:szCs w:val="22"/>
-          <w:lang w:val="en-GB"/>
-        </w:rPr>
-        <w:t>GitHub</w:t>
-      </w:r>
-      <w:r>
-        <w:rPr>
-          <w:rFonts w:ascii="Calibri" w:hAnsi="Calibri" w:eastAsia="Calibri" w:cs="Calibri"/>
-          <w:b w:val="0"/>
-          <w:bCs w:val="0"/>
-          <w:i w:val="0"/>
-          <w:iCs w:val="0"/>
-          <w:noProof w:val="0"/>
-          <w:sz w:val="22"/>
-          <w:szCs w:val="22"/>
-          <w:lang w:val="en-GB"/>
-        </w:rPr>
-        <w:t xml:space="preserve"> README/WIKI documentation/instructions</w:t>
-      </w:r>
-    </w:p>
-    <w:p>
-      <w:pPr>
-        <w:rPr>
-          <w:rFonts w:ascii="Calibri" w:hAnsi="Calibri" w:eastAsia="Calibri" w:cs="Calibri"/>
-          <w:b w:val="0"/>
-          <w:bCs w:val="0"/>
-          <w:i w:val="0"/>
-          <w:iCs w:val="0"/>
-          <w:noProof w:val="0"/>
-          <w:sz w:val="22"/>
-          <w:szCs w:val="22"/>
-          <w:lang w:val="en-GB"/>
-        </w:rPr>
-      </w:pPr>
-      <w:r>
-        <w:rPr>
-          <w:rFonts w:ascii="Segoe UI Emoji" w:hAnsi="Segoe UI Emoji" w:eastAsia="Segoe UI Emoji" w:cs="Segoe UI Emoji"/>
-          <w:b w:val="1"/>
-          <w:bCs w:val="1"/>
-          <w:i w:val="0"/>
-          <w:iCs w:val="0"/>
-          <w:noProof w:val="0"/>
-          <w:sz w:val="22"/>
-          <w:szCs w:val="22"/>
-          <w:lang w:val="en-GB"/>
-        </w:rPr>
-        <w:t>✅</w:t>
-      </w:r>
-      <w:r>
-        <w:rPr>
-          <w:rFonts w:ascii="Calibri" w:hAnsi="Calibri" w:eastAsia="Calibri" w:cs="Calibri"/>
-          <w:b w:val="1"/>
-          <w:bCs w:val="1"/>
-          <w:i w:val="0"/>
-          <w:iCs w:val="0"/>
-          <w:noProof w:val="0"/>
-          <w:sz w:val="22"/>
-          <w:szCs w:val="22"/>
-          <w:lang w:val="en-GB"/>
-        </w:rPr>
-        <w:t xml:space="preserve">Individual evidence </w:t>
-      </w:r>
-      <w:r>
-        <w:rPr>
-          <w:rFonts w:ascii="Calibri" w:hAnsi="Calibri" w:eastAsia="Calibri" w:cs="Calibri"/>
-          <w:b w:val="0"/>
-          <w:bCs w:val="0"/>
-          <w:i w:val="0"/>
-          <w:iCs w:val="0"/>
-          <w:noProof w:val="0"/>
-          <w:sz w:val="22"/>
-          <w:szCs w:val="22"/>
-          <w:lang w:val="en-GB"/>
-        </w:rPr>
-        <w:t xml:space="preserve">– allocated role/function, contributions, individual learning </w:t>
-      </w:r>
-    </w:p>
-    <w:p>
-      <w:pPr>
-        <w:rPr>
-          <w:rFonts w:ascii="Calibri" w:hAnsi="Calibri" w:eastAsia="Calibri" w:cs="Calibri"/>
-          <w:b w:val="0"/>
-          <w:bCs w:val="0"/>
-          <w:i w:val="0"/>
-          <w:iCs w:val="0"/>
-          <w:noProof w:val="0"/>
-          <w:sz w:val="22"/>
-          <w:szCs w:val="22"/>
-          <w:lang w:val="en-GB"/>
-        </w:rPr>
-      </w:pPr>
-      <w:r>
-        <w:rPr>
-          <w:rFonts w:ascii="Calibri" w:hAnsi="Calibri" w:eastAsia="Calibri" w:cs="Calibri"/>
-          <w:b w:val="0"/>
-          <w:bCs w:val="0"/>
-          <w:i w:val="0"/>
-          <w:iCs w:val="0"/>
-          <w:noProof w:val="0"/>
-          <w:sz w:val="22"/>
-          <w:szCs w:val="22"/>
-          <w:lang w:val="en-GB"/>
-        </w:rPr>
-        <w:t xml:space="preserve">                                              plan/reflection/actions, study strategies used</w:t>
-      </w:r>
-    </w:p>
-    <w:p>
-      <w:r>
-        <w:rPr>
-          <w:rFonts w:ascii="Segoe UI Emoji" w:hAnsi="Segoe UI Emoji" w:eastAsia="Segoe UI Emoji" w:cs="Segoe UI Emoji"/>
-          <w:b w:val="1"/>
-          <w:bCs w:val="1"/>
-          <w:i w:val="0"/>
-          <w:iCs w:val="0"/>
-          <w:noProof w:val="0"/>
-          <w:sz w:val="22"/>
-          <w:szCs w:val="22"/>
-          <w:lang w:val="en-GB"/>
-        </w:rPr>
-        <w:t>✅</w:t>
-      </w:r>
-      <w:r>
-        <w:rPr>
-          <w:rFonts w:ascii="Calibri" w:hAnsi="Calibri" w:eastAsia="Calibri" w:cs="Calibri"/>
-          <w:b w:val="1"/>
-          <w:bCs w:val="1"/>
-          <w:i w:val="0"/>
-          <w:iCs w:val="0"/>
-          <w:noProof w:val="0"/>
-          <w:sz w:val="22"/>
-          <w:szCs w:val="22"/>
-          <w:lang w:val="en-GB"/>
-        </w:rPr>
-        <w:t xml:space="preserve">Team evidence </w:t>
-      </w:r>
-      <w:r>
-        <w:rPr>
-          <w:rFonts w:ascii="Calibri" w:hAnsi="Calibri" w:eastAsia="Calibri" w:cs="Calibri"/>
-          <w:b w:val="0"/>
-          <w:bCs w:val="0"/>
-          <w:i w:val="0"/>
-          <w:iCs w:val="0"/>
-          <w:noProof w:val="0"/>
-          <w:sz w:val="22"/>
-          <w:szCs w:val="22"/>
-          <w:lang w:val="en-GB"/>
-        </w:rPr>
-        <w:t xml:space="preserve">– team contribution record, final team </w:t>
-      </w:r>
-      <w:r>
-        <w:rPr>
-          <w:rFonts w:ascii="Calibri" w:hAnsi="Calibri" w:eastAsia="Calibri" w:cs="Calibri"/>
-          <w:b w:val="0"/>
-          <w:bCs w:val="0"/>
-          <w:i w:val="0"/>
-          <w:iCs w:val="0"/>
-          <w:noProof w:val="0"/>
-          <w:sz w:val="22"/>
-          <w:szCs w:val="22"/>
-          <w:lang w:val="en-GB"/>
-        </w:rPr>
-        <w:t>GitHub</w:t>
-      </w:r>
-      <w:r>
-        <w:rPr>
-          <w:rFonts w:ascii="Calibri" w:hAnsi="Calibri" w:eastAsia="Calibri" w:cs="Calibri"/>
-          <w:b w:val="0"/>
-          <w:bCs w:val="0"/>
-          <w:i w:val="0"/>
-          <w:iCs w:val="0"/>
-          <w:noProof w:val="0"/>
-          <w:sz w:val="22"/>
-          <w:szCs w:val="22"/>
-          <w:lang w:val="en-GB"/>
-        </w:rPr>
-        <w:t xml:space="preserve"> portfolio, references where used.</w:t>
-      </w:r>
-    </w:p>
-    <w:p>
-      <w:pPr>
-        <w:pStyle w:val="Normal"/>
-      </w:pPr>
-      <w:r>
-        <w:drawing>
-          <wp:inline wp14:editId="55809D6C" wp14:anchorId="2F220327">
-            <wp:extent cx="5724525" cy="1609725"/>
-            <wp:effectExtent l="0" t="0" r="0" b="0"/>
-            <wp:docPr id="1599933554" name="drawing"/>
-            <wp:cNvGraphicFramePr>
-              <a:graphicFrameLocks noChangeAspect="1"/>
-            </wp:cNvGraphicFramePr>
-            <a:graphic>
-              <a:graphicData xmlns:a="http://schemas.openxmlformats.org/drawingml/2006/main" uri="http://schemas.openxmlformats.org/drawingml/2006/picture">
-                <pic:pic xmlns:pic="http://schemas.openxmlformats.org/drawingml/2006/picture">
-                  <pic:nvPicPr>
-                    <pic:cNvPr id="1599933554" name="Picture 1599933554"/>
-                    <pic:cNvPicPr/>
-                  </pic:nvPicPr>
-                  <pic:blipFill>
-                    <a:blip xmlns:r="http://schemas.openxmlformats.org/officeDocument/2006/relationships" r:embed="rId931901135">
-                      <a:extLst>
-                        <a:ext uri="{28A0092B-C50C-407E-A947-70E740481C1C}">
-                          <a14:useLocalDpi xmlns:a14="http://schemas.microsoft.com/office/drawing/2010/main"/>
-                        </a:ext>
-                      </a:extLst>
-                    </a:blip>
-                    <a:stretch>
-                      <a:fillRect/>
-                    </a:stretch>
-                  </pic:blipFill>
-                  <pic:spPr>
-                    <a:xfrm>
-                      <a:off x="0" y="0"/>
-                      <a:ext cx="5724525" cy="1609725"/>
-                    </a:xfrm>
-                    <a:prstGeom prst="rect">
-                      <a:avLst/>
-                    </a:prstGeom>
-                  </pic:spPr>
-                </pic:pic>
-              </a:graphicData>
-            </a:graphic>
-          </wp:inline>
-        </w:drawing>
       </w:r>
     </w:p>
     <w:p>
@@ -4381,7 +3791,7 @@
       </w:pPr>
       <w:r>
         <w:drawing>
-          <wp:inline wp14:editId="07502D83" wp14:anchorId="6B5F04F7">
+          <wp:inline wp14:editId="0FB9F5CF" wp14:anchorId="6B5F04F7">
             <wp:extent cx="5495925" cy="4943475"/>
             <wp:effectExtent l="0" t="0" r="0" b="0"/>
             <wp:docPr id="2029127314" name="drawing"/>
@@ -4516,7 +3926,7 @@
       </w:pPr>
       <w:r>
         <w:drawing>
-          <wp:inline wp14:editId="19857C03" wp14:anchorId="117BC4AF">
+          <wp:inline wp14:editId="094F9FCD" wp14:anchorId="117BC4AF">
             <wp:extent cx="5495925" cy="1181100"/>
             <wp:effectExtent l="0" t="0" r="0" b="0"/>
             <wp:docPr id="2028362262" name="drawing"/>
@@ -4570,7 +3980,7 @@
       </w:pPr>
       <w:r>
         <w:drawing>
-          <wp:inline wp14:editId="0A645F76" wp14:anchorId="708AD36C">
+          <wp:inline wp14:editId="0A2BEF39" wp14:anchorId="708AD36C">
             <wp:extent cx="5495925" cy="1314450"/>
             <wp:effectExtent l="0" t="0" r="0" b="0"/>
             <wp:docPr id="1012724822" name="drawing"/>
@@ -4717,7 +4127,7 @@
       </w:pPr>
       <w:r>
         <w:drawing>
-          <wp:inline wp14:editId="00EF1C60" wp14:anchorId="7439AFBA">
+          <wp:inline wp14:editId="4934A046" wp14:anchorId="7439AFBA">
             <wp:extent cx="5495925" cy="1238250"/>
             <wp:effectExtent l="0" t="0" r="0" b="0"/>
             <wp:docPr id="367500286" name="drawing"/>
@@ -4767,7 +4177,7 @@
       </w:pPr>
       <w:r>
         <w:drawing>
-          <wp:inline wp14:editId="475198CC" wp14:anchorId="5A66964F">
+          <wp:inline wp14:editId="6EF7B3A6" wp14:anchorId="5A66964F">
             <wp:extent cx="5495925" cy="1209675"/>
             <wp:effectExtent l="0" t="0" r="0" b="0"/>
             <wp:docPr id="1987977879" name="drawing"/>
@@ -4821,7 +4231,7 @@
       </w:pPr>
       <w:r>
         <w:drawing>
-          <wp:inline wp14:editId="56F2CF37" wp14:anchorId="528D6EEE">
+          <wp:inline wp14:editId="24DC644D" wp14:anchorId="528D6EEE">
             <wp:extent cx="5495925" cy="2428875"/>
             <wp:effectExtent l="0" t="0" r="0" b="0"/>
             <wp:docPr id="1693368722" name="drawing"/>
@@ -4875,7 +4285,7 @@
       </w:pPr>
       <w:r>
         <w:drawing>
-          <wp:inline wp14:editId="1A1CD262" wp14:anchorId="6195FBC7">
+          <wp:inline wp14:editId="62298FBE" wp14:anchorId="6195FBC7">
             <wp:extent cx="5495925" cy="1485900"/>
             <wp:effectExtent l="0" t="0" r="0" b="0"/>
             <wp:docPr id="1707733430" name="drawing"/>

--- a/02_Software_Engineering/02_Contributions/Project 2 Report.docx
+++ b/02_Software_Engineering/02_Contributions/Project 2 Report.docx
@@ -153,13 +153,6 @@
       <w:pPr>
         <w:pStyle w:val="Normal"/>
         <w:jc w:val="center"/>
-        <w:rPr>
-          <w:b w:val="1"/>
-          <w:bCs w:val="1"/>
-          <w:sz w:val="32"/>
-          <w:szCs w:val="32"/>
-          <w:u w:val="single"/>
-        </w:rPr>
       </w:pPr>
       <w:r>
         <w:rPr>
@@ -567,6 +560,7 @@
     <w:p>
       <w:pPr>
         <w:pStyle w:val="Normal"/>
+        <w:ind w:left="0"/>
         <w:jc w:val="left"/>
         <w:rPr>
           <w:b w:val="0"/>
@@ -576,28 +570,14 @@
           <w:u w:val="none"/>
         </w:rPr>
       </w:pPr>
-    </w:p>
-    <w:p>
-      <w:pPr>
-        <w:pStyle w:val="Normal"/>
-        <w:jc w:val="left"/>
-      </w:pPr>
-      <w:r>
-        <w:rPr>
-          <w:b w:val="0"/>
-          <w:bCs w:val="0"/>
-          <w:sz w:val="24"/>
-          <w:szCs w:val="24"/>
-          <w:u w:val="none"/>
-        </w:rPr>
-        <w:t>We will make an IPO (Input, Process, Output) table to visualise these requirements. The table will go down in order from start to end:</w:t>
-      </w:r>
     </w:p>
     <w:p>
       <w:pPr>
         <w:pStyle w:val="Normal"/>
         <w:ind w:left="0"/>
         <w:jc w:val="left"/>
+      </w:pPr>
+      <w:r>
         <w:rPr>
           <w:b w:val="0"/>
           <w:bCs w:val="0"/>
@@ -605,8 +585,31 @@
           <w:szCs w:val="24"/>
           <w:u w:val="single"/>
         </w:rPr>
-      </w:pPr>
-      <w:r>
+        <w:t>Requirements Table</w:t>
+      </w:r>
+    </w:p>
+    <w:p>
+      <w:pPr>
+        <w:pStyle w:val="Normal"/>
+        <w:ind w:left="0"/>
+        <w:jc w:val="left"/>
+      </w:pPr>
+      <w:r>
+        <w:rPr>
+          <w:b w:val="0"/>
+          <w:bCs w:val="0"/>
+          <w:sz w:val="24"/>
+          <w:szCs w:val="24"/>
+          <w:u w:val="none"/>
+        </w:rPr>
+        <w:t>I will format the above information into a Requirements Table which clearly outputs what is needed in the program, and what type of requirement it is.</w:t>
+      </w:r>
+    </w:p>
+    <w:p>
+      <w:pPr>
+        <w:pStyle w:val="Normal"/>
+        <w:ind w:left="0"/>
+        <w:jc w:val="left"/>
         <w:rPr>
           <w:b w:val="0"/>
           <w:bCs w:val="0"/>
@@ -614,8 +617,7 @@
           <w:szCs w:val="24"/>
           <w:u w:val="single"/>
         </w:rPr>
-        <w:t>IPO Table</w:t>
-      </w:r>
+      </w:pPr>
     </w:p>
     <w:tbl>
       <w:tblPr>
@@ -641,16 +643,28 @@
           <w:p>
             <w:pPr>
               <w:pStyle w:val="Normal"/>
-            </w:pPr>
-            <w:r>
-              <w:rPr>
-                <w:b w:val="0"/>
-                <w:bCs w:val="0"/>
-                <w:sz w:val="24"/>
-                <w:szCs w:val="24"/>
-                <w:u w:val="none"/>
-              </w:rPr>
-              <w:t>Input</w:t>
+              <w:suppressLineNumbers w:val="0"/>
+              <w:bidi w:val="0"/>
+              <w:spacing w:before="0" w:beforeAutospacing="off" w:after="0" w:afterAutospacing="off" w:line="240" w:lineRule="auto"/>
+              <w:ind w:left="0" w:right="0"/>
+              <w:jc w:val="center"/>
+              <w:rPr>
+                <w:b w:val="0"/>
+                <w:bCs w:val="0"/>
+                <w:sz w:val="24"/>
+                <w:szCs w:val="24"/>
+                <w:u w:val="none"/>
+              </w:rPr>
+            </w:pPr>
+            <w:r>
+              <w:rPr>
+                <w:b w:val="0"/>
+                <w:bCs w:val="0"/>
+                <w:sz w:val="24"/>
+                <w:szCs w:val="24"/>
+                <w:u w:val="none"/>
+              </w:rPr>
+              <w:t>Number</w:t>
             </w:r>
           </w:p>
         </w:tc>
@@ -663,16 +677,28 @@
           <w:p>
             <w:pPr>
               <w:pStyle w:val="Normal"/>
-            </w:pPr>
-            <w:r>
-              <w:rPr>
-                <w:b w:val="0"/>
-                <w:bCs w:val="0"/>
-                <w:sz w:val="24"/>
-                <w:szCs w:val="24"/>
-                <w:u w:val="none"/>
-              </w:rPr>
-              <w:t>Process</w:t>
+              <w:suppressLineNumbers w:val="0"/>
+              <w:bidi w:val="0"/>
+              <w:spacing w:before="0" w:beforeAutospacing="off" w:after="0" w:afterAutospacing="off" w:line="240" w:lineRule="auto"/>
+              <w:ind w:left="0" w:right="0"/>
+              <w:jc w:val="center"/>
+              <w:rPr>
+                <w:b w:val="0"/>
+                <w:bCs w:val="0"/>
+                <w:sz w:val="24"/>
+                <w:szCs w:val="24"/>
+                <w:u w:val="none"/>
+              </w:rPr>
+            </w:pPr>
+            <w:r>
+              <w:rPr>
+                <w:b w:val="0"/>
+                <w:bCs w:val="0"/>
+                <w:sz w:val="24"/>
+                <w:szCs w:val="24"/>
+                <w:u w:val="none"/>
+              </w:rPr>
+              <w:t>Requirement</w:t>
             </w:r>
           </w:p>
         </w:tc>
@@ -685,6 +711,2360 @@
           <w:p>
             <w:pPr>
               <w:pStyle w:val="Normal"/>
+              <w:suppressLineNumbers w:val="0"/>
+              <w:bidi w:val="0"/>
+              <w:spacing w:before="0" w:beforeAutospacing="off" w:after="0" w:afterAutospacing="off" w:line="240" w:lineRule="auto"/>
+              <w:ind w:left="0" w:right="0"/>
+              <w:jc w:val="center"/>
+              <w:rPr>
+                <w:b w:val="0"/>
+                <w:bCs w:val="0"/>
+                <w:sz w:val="24"/>
+                <w:szCs w:val="24"/>
+                <w:u w:val="none"/>
+              </w:rPr>
+            </w:pPr>
+            <w:r>
+              <w:rPr>
+                <w:b w:val="0"/>
+                <w:bCs w:val="0"/>
+                <w:sz w:val="24"/>
+                <w:szCs w:val="24"/>
+                <w:u w:val="none"/>
+              </w:rPr>
+              <w:t>Input, Process, Output, or Rule?</w:t>
+            </w:r>
+          </w:p>
+        </w:tc>
+      </w:tr>
+      <w:tr>
+        <w:trPr>
+          <w:trHeight w:val="300"/>
+        </w:trPr>
+        <w:tc>
+          <w:tcPr>
+            <w:tcW w:w="3005" w:type="dxa"/>
+            <w:tcMar/>
+          </w:tcPr>
+          <w:p>
+            <w:pPr>
+              <w:pStyle w:val="Normal"/>
+              <w:jc w:val="center"/>
+              <w:rPr>
+                <w:b w:val="0"/>
+                <w:bCs w:val="0"/>
+                <w:sz w:val="24"/>
+                <w:szCs w:val="24"/>
+                <w:u w:val="none"/>
+              </w:rPr>
+            </w:pPr>
+            <w:r>
+              <w:rPr>
+                <w:b w:val="0"/>
+                <w:bCs w:val="0"/>
+                <w:sz w:val="24"/>
+                <w:szCs w:val="24"/>
+                <w:u w:val="none"/>
+              </w:rPr>
+              <w:t>1</w:t>
+            </w:r>
+          </w:p>
+        </w:tc>
+        <w:tc>
+          <w:tcPr>
+            <w:tcW w:w="3005" w:type="dxa"/>
+            <w:tcMar/>
+          </w:tcPr>
+          <w:p>
+            <w:pPr>
+              <w:pStyle w:val="Normal"/>
+              <w:rPr>
+                <w:b w:val="0"/>
+                <w:bCs w:val="0"/>
+                <w:sz w:val="24"/>
+                <w:szCs w:val="24"/>
+                <w:u w:val="none"/>
+              </w:rPr>
+            </w:pPr>
+            <w:r>
+              <w:rPr>
+                <w:b w:val="0"/>
+                <w:bCs w:val="0"/>
+                <w:sz w:val="24"/>
+                <w:szCs w:val="24"/>
+                <w:u w:val="none"/>
+              </w:rPr>
+              <w:t>Customer name, address and phone number</w:t>
+            </w:r>
+          </w:p>
+        </w:tc>
+        <w:tc>
+          <w:tcPr>
+            <w:tcW w:w="3005" w:type="dxa"/>
+            <w:tcMar/>
+          </w:tcPr>
+          <w:p>
+            <w:pPr>
+              <w:pStyle w:val="Normal"/>
+              <w:rPr>
+                <w:b w:val="0"/>
+                <w:bCs w:val="0"/>
+                <w:sz w:val="24"/>
+                <w:szCs w:val="24"/>
+                <w:u w:val="none"/>
+              </w:rPr>
+            </w:pPr>
+            <w:r>
+              <w:rPr>
+                <w:b w:val="0"/>
+                <w:bCs w:val="0"/>
+                <w:sz w:val="24"/>
+                <w:szCs w:val="24"/>
+                <w:u w:val="none"/>
+              </w:rPr>
+              <w:t>Input</w:t>
+            </w:r>
+          </w:p>
+        </w:tc>
+      </w:tr>
+      <w:tr>
+        <w:trPr>
+          <w:trHeight w:val="300"/>
+        </w:trPr>
+        <w:tc>
+          <w:tcPr>
+            <w:tcW w:w="3005" w:type="dxa"/>
+            <w:tcMar/>
+          </w:tcPr>
+          <w:p>
+            <w:pPr>
+              <w:pStyle w:val="Normal"/>
+              <w:jc w:val="center"/>
+              <w:rPr>
+                <w:b w:val="0"/>
+                <w:bCs w:val="0"/>
+                <w:sz w:val="24"/>
+                <w:szCs w:val="24"/>
+                <w:u w:val="none"/>
+              </w:rPr>
+            </w:pPr>
+            <w:r>
+              <w:rPr>
+                <w:b w:val="0"/>
+                <w:bCs w:val="0"/>
+                <w:sz w:val="24"/>
+                <w:szCs w:val="24"/>
+                <w:u w:val="none"/>
+              </w:rPr>
+              <w:t>2</w:t>
+            </w:r>
+          </w:p>
+        </w:tc>
+        <w:tc>
+          <w:tcPr>
+            <w:tcW w:w="3005" w:type="dxa"/>
+            <w:tcMar/>
+          </w:tcPr>
+          <w:p>
+            <w:pPr>
+              <w:pStyle w:val="Normal"/>
+              <w:rPr>
+                <w:b w:val="0"/>
+                <w:bCs w:val="0"/>
+                <w:sz w:val="24"/>
+                <w:szCs w:val="24"/>
+                <w:u w:val="none"/>
+              </w:rPr>
+            </w:pPr>
+            <w:r>
+              <w:rPr>
+                <w:b w:val="0"/>
+                <w:bCs w:val="0"/>
+                <w:sz w:val="24"/>
+                <w:szCs w:val="24"/>
+                <w:u w:val="none"/>
+              </w:rPr>
+              <w:t xml:space="preserve">The number of pizzas ordered  </w:t>
+            </w:r>
+          </w:p>
+        </w:tc>
+        <w:tc>
+          <w:tcPr>
+            <w:tcW w:w="3005" w:type="dxa"/>
+            <w:tcMar/>
+          </w:tcPr>
+          <w:p>
+            <w:pPr>
+              <w:pStyle w:val="Normal"/>
+              <w:rPr>
+                <w:b w:val="0"/>
+                <w:bCs w:val="0"/>
+                <w:sz w:val="24"/>
+                <w:szCs w:val="24"/>
+                <w:u w:val="none"/>
+              </w:rPr>
+            </w:pPr>
+            <w:r>
+              <w:rPr>
+                <w:b w:val="0"/>
+                <w:bCs w:val="0"/>
+                <w:sz w:val="24"/>
+                <w:szCs w:val="24"/>
+                <w:u w:val="none"/>
+              </w:rPr>
+              <w:t>Input</w:t>
+            </w:r>
+          </w:p>
+          <w:p>
+            <w:pPr>
+              <w:pStyle w:val="Normal"/>
+              <w:rPr>
+                <w:b w:val="0"/>
+                <w:bCs w:val="0"/>
+                <w:sz w:val="24"/>
+                <w:szCs w:val="24"/>
+                <w:u w:val="none"/>
+              </w:rPr>
+            </w:pPr>
+          </w:p>
+        </w:tc>
+      </w:tr>
+      <w:tr>
+        <w:trPr>
+          <w:trHeight w:val="300"/>
+        </w:trPr>
+        <w:tc>
+          <w:tcPr>
+            <w:tcW w:w="3005" w:type="dxa"/>
+            <w:tcMar/>
+          </w:tcPr>
+          <w:p>
+            <w:pPr>
+              <w:pStyle w:val="Normal"/>
+              <w:jc w:val="center"/>
+              <w:rPr>
+                <w:b w:val="0"/>
+                <w:bCs w:val="0"/>
+                <w:sz w:val="24"/>
+                <w:szCs w:val="24"/>
+                <w:u w:val="none"/>
+              </w:rPr>
+            </w:pPr>
+            <w:r>
+              <w:rPr>
+                <w:b w:val="0"/>
+                <w:bCs w:val="0"/>
+                <w:sz w:val="24"/>
+                <w:szCs w:val="24"/>
+                <w:u w:val="none"/>
+              </w:rPr>
+              <w:t>3</w:t>
+            </w:r>
+          </w:p>
+        </w:tc>
+        <w:tc>
+          <w:tcPr>
+            <w:tcW w:w="3005" w:type="dxa"/>
+            <w:tcMar/>
+          </w:tcPr>
+          <w:p>
+            <w:pPr>
+              <w:pStyle w:val="Normal"/>
+              <w:rPr>
+                <w:b w:val="0"/>
+                <w:bCs w:val="0"/>
+                <w:sz w:val="24"/>
+                <w:szCs w:val="24"/>
+                <w:u w:val="none"/>
+              </w:rPr>
+            </w:pPr>
+            <w:r>
+              <w:rPr>
+                <w:b w:val="0"/>
+                <w:bCs w:val="0"/>
+                <w:sz w:val="24"/>
+                <w:szCs w:val="24"/>
+                <w:u w:val="none"/>
+              </w:rPr>
+              <w:t xml:space="preserve">The size of each pizza  </w:t>
+            </w:r>
+          </w:p>
+        </w:tc>
+        <w:tc>
+          <w:tcPr>
+            <w:tcW w:w="3005" w:type="dxa"/>
+            <w:tcMar/>
+          </w:tcPr>
+          <w:p>
+            <w:pPr>
+              <w:pStyle w:val="Normal"/>
+              <w:rPr>
+                <w:b w:val="0"/>
+                <w:bCs w:val="0"/>
+                <w:sz w:val="24"/>
+                <w:szCs w:val="24"/>
+                <w:u w:val="none"/>
+              </w:rPr>
+            </w:pPr>
+            <w:r>
+              <w:rPr>
+                <w:b w:val="0"/>
+                <w:bCs w:val="0"/>
+                <w:sz w:val="24"/>
+                <w:szCs w:val="24"/>
+                <w:u w:val="none"/>
+              </w:rPr>
+              <w:t>Input</w:t>
+            </w:r>
+          </w:p>
+          <w:p>
+            <w:pPr>
+              <w:pStyle w:val="Normal"/>
+              <w:rPr>
+                <w:b w:val="0"/>
+                <w:bCs w:val="0"/>
+                <w:sz w:val="24"/>
+                <w:szCs w:val="24"/>
+                <w:u w:val="none"/>
+              </w:rPr>
+            </w:pPr>
+          </w:p>
+        </w:tc>
+      </w:tr>
+      <w:tr>
+        <w:trPr>
+          <w:trHeight w:val="300"/>
+        </w:trPr>
+        <w:tc>
+          <w:tcPr>
+            <w:tcW w:w="3005" w:type="dxa"/>
+            <w:tcMar/>
+          </w:tcPr>
+          <w:p>
+            <w:pPr>
+              <w:pStyle w:val="Normal"/>
+              <w:jc w:val="center"/>
+              <w:rPr>
+                <w:b w:val="0"/>
+                <w:bCs w:val="0"/>
+                <w:sz w:val="24"/>
+                <w:szCs w:val="24"/>
+                <w:u w:val="none"/>
+              </w:rPr>
+            </w:pPr>
+            <w:r>
+              <w:rPr>
+                <w:b w:val="0"/>
+                <w:bCs w:val="0"/>
+                <w:sz w:val="24"/>
+                <w:szCs w:val="24"/>
+                <w:u w:val="none"/>
+              </w:rPr>
+              <w:t>4</w:t>
+            </w:r>
+          </w:p>
+        </w:tc>
+        <w:tc>
+          <w:tcPr>
+            <w:tcW w:w="3005" w:type="dxa"/>
+            <w:tcMar/>
+          </w:tcPr>
+          <w:p>
+            <w:pPr>
+              <w:pStyle w:val="Normal"/>
+              <w:rPr>
+                <w:b w:val="0"/>
+                <w:bCs w:val="0"/>
+                <w:sz w:val="24"/>
+                <w:szCs w:val="24"/>
+                <w:u w:val="none"/>
+              </w:rPr>
+            </w:pPr>
+            <w:r>
+              <w:rPr>
+                <w:b w:val="0"/>
+                <w:bCs w:val="0"/>
+                <w:sz w:val="24"/>
+                <w:szCs w:val="24"/>
+                <w:u w:val="none"/>
+              </w:rPr>
+              <w:t xml:space="preserve">The number of extra toppings for each pizza  </w:t>
+            </w:r>
+          </w:p>
+        </w:tc>
+        <w:tc>
+          <w:tcPr>
+            <w:tcW w:w="3005" w:type="dxa"/>
+            <w:tcMar/>
+          </w:tcPr>
+          <w:p>
+            <w:pPr>
+              <w:pStyle w:val="Normal"/>
+              <w:rPr>
+                <w:b w:val="0"/>
+                <w:bCs w:val="0"/>
+                <w:sz w:val="24"/>
+                <w:szCs w:val="24"/>
+                <w:u w:val="none"/>
+              </w:rPr>
+            </w:pPr>
+            <w:r>
+              <w:rPr>
+                <w:b w:val="0"/>
+                <w:bCs w:val="0"/>
+                <w:sz w:val="24"/>
+                <w:szCs w:val="24"/>
+                <w:u w:val="none"/>
+              </w:rPr>
+              <w:t>Input</w:t>
+            </w:r>
+          </w:p>
+          <w:p>
+            <w:pPr>
+              <w:pStyle w:val="Normal"/>
+              <w:rPr>
+                <w:b w:val="0"/>
+                <w:bCs w:val="0"/>
+                <w:sz w:val="24"/>
+                <w:szCs w:val="24"/>
+                <w:u w:val="none"/>
+              </w:rPr>
+            </w:pPr>
+          </w:p>
+        </w:tc>
+      </w:tr>
+      <w:tr>
+        <w:trPr>
+          <w:trHeight w:val="300"/>
+        </w:trPr>
+        <w:tc>
+          <w:tcPr>
+            <w:tcW w:w="3005" w:type="dxa"/>
+            <w:tcMar/>
+          </w:tcPr>
+          <w:p>
+            <w:pPr>
+              <w:pStyle w:val="Normal"/>
+              <w:jc w:val="center"/>
+              <w:rPr>
+                <w:b w:val="0"/>
+                <w:bCs w:val="0"/>
+                <w:sz w:val="24"/>
+                <w:szCs w:val="24"/>
+                <w:u w:val="none"/>
+              </w:rPr>
+            </w:pPr>
+            <w:r>
+              <w:rPr>
+                <w:b w:val="0"/>
+                <w:bCs w:val="0"/>
+                <w:sz w:val="24"/>
+                <w:szCs w:val="24"/>
+                <w:u w:val="none"/>
+              </w:rPr>
+              <w:t>5</w:t>
+            </w:r>
+          </w:p>
+        </w:tc>
+        <w:tc>
+          <w:tcPr>
+            <w:tcW w:w="3005" w:type="dxa"/>
+            <w:tcMar/>
+          </w:tcPr>
+          <w:p>
+            <w:pPr>
+              <w:pStyle w:val="Normal"/>
+              <w:rPr>
+                <w:b w:val="0"/>
+                <w:bCs w:val="0"/>
+                <w:sz w:val="24"/>
+                <w:szCs w:val="24"/>
+                <w:u w:val="none"/>
+              </w:rPr>
+            </w:pPr>
+            <w:r>
+              <w:rPr>
+                <w:b w:val="0"/>
+                <w:bCs w:val="0"/>
+                <w:sz w:val="24"/>
+                <w:szCs w:val="24"/>
+                <w:u w:val="none"/>
+              </w:rPr>
+              <w:t>Whether delivery is required</w:t>
+            </w:r>
+          </w:p>
+        </w:tc>
+        <w:tc>
+          <w:tcPr>
+            <w:tcW w:w="3005" w:type="dxa"/>
+            <w:tcMar/>
+          </w:tcPr>
+          <w:p>
+            <w:pPr>
+              <w:pStyle w:val="Normal"/>
+              <w:rPr>
+                <w:b w:val="0"/>
+                <w:bCs w:val="0"/>
+                <w:sz w:val="24"/>
+                <w:szCs w:val="24"/>
+                <w:u w:val="none"/>
+              </w:rPr>
+            </w:pPr>
+            <w:r>
+              <w:rPr>
+                <w:b w:val="0"/>
+                <w:bCs w:val="0"/>
+                <w:sz w:val="24"/>
+                <w:szCs w:val="24"/>
+                <w:u w:val="none"/>
+              </w:rPr>
+              <w:t>Input</w:t>
+            </w:r>
+          </w:p>
+          <w:p>
+            <w:pPr>
+              <w:pStyle w:val="Normal"/>
+              <w:rPr>
+                <w:b w:val="0"/>
+                <w:bCs w:val="0"/>
+                <w:sz w:val="24"/>
+                <w:szCs w:val="24"/>
+                <w:u w:val="none"/>
+              </w:rPr>
+            </w:pPr>
+          </w:p>
+        </w:tc>
+      </w:tr>
+      <w:tr>
+        <w:trPr>
+          <w:trHeight w:val="300"/>
+        </w:trPr>
+        <w:tc>
+          <w:tcPr>
+            <w:tcW w:w="3005" w:type="dxa"/>
+            <w:tcMar/>
+          </w:tcPr>
+          <w:p>
+            <w:pPr>
+              <w:pStyle w:val="Normal"/>
+              <w:jc w:val="center"/>
+              <w:rPr>
+                <w:b w:val="0"/>
+                <w:bCs w:val="0"/>
+                <w:sz w:val="24"/>
+                <w:szCs w:val="24"/>
+                <w:u w:val="none"/>
+              </w:rPr>
+            </w:pPr>
+            <w:r>
+              <w:rPr>
+                <w:b w:val="0"/>
+                <w:bCs w:val="0"/>
+                <w:sz w:val="24"/>
+                <w:szCs w:val="24"/>
+                <w:u w:val="none"/>
+              </w:rPr>
+              <w:t>6</w:t>
+            </w:r>
+          </w:p>
+        </w:tc>
+        <w:tc>
+          <w:tcPr>
+            <w:tcW w:w="3005" w:type="dxa"/>
+            <w:tcMar/>
+          </w:tcPr>
+          <w:p>
+            <w:pPr>
+              <w:pStyle w:val="Normal"/>
+              <w:rPr>
+                <w:b w:val="0"/>
+                <w:bCs w:val="0"/>
+                <w:sz w:val="24"/>
+                <w:szCs w:val="24"/>
+                <w:u w:val="none"/>
+              </w:rPr>
+            </w:pPr>
+            <w:r>
+              <w:rPr>
+                <w:b w:val="0"/>
+                <w:bCs w:val="0"/>
+                <w:sz w:val="24"/>
+                <w:szCs w:val="24"/>
+                <w:u w:val="none"/>
+              </w:rPr>
+              <w:t>Customer details</w:t>
+            </w:r>
+          </w:p>
+        </w:tc>
+        <w:tc>
+          <w:tcPr>
+            <w:tcW w:w="3005" w:type="dxa"/>
+            <w:tcMar/>
+          </w:tcPr>
+          <w:p>
+            <w:pPr>
+              <w:pStyle w:val="Normal"/>
+              <w:rPr>
+                <w:b w:val="0"/>
+                <w:bCs w:val="0"/>
+                <w:sz w:val="24"/>
+                <w:szCs w:val="24"/>
+                <w:u w:val="none"/>
+              </w:rPr>
+            </w:pPr>
+            <w:r>
+              <w:rPr>
+                <w:b w:val="0"/>
+                <w:bCs w:val="0"/>
+                <w:sz w:val="24"/>
+                <w:szCs w:val="24"/>
+                <w:u w:val="none"/>
+              </w:rPr>
+              <w:t>Output</w:t>
+            </w:r>
+          </w:p>
+        </w:tc>
+      </w:tr>
+      <w:tr>
+        <w:trPr>
+          <w:trHeight w:val="300"/>
+        </w:trPr>
+        <w:tc>
+          <w:tcPr>
+            <w:tcW w:w="3005" w:type="dxa"/>
+            <w:tcMar/>
+          </w:tcPr>
+          <w:p>
+            <w:pPr>
+              <w:pStyle w:val="Normal"/>
+              <w:jc w:val="center"/>
+              <w:rPr>
+                <w:b w:val="0"/>
+                <w:bCs w:val="0"/>
+                <w:sz w:val="24"/>
+                <w:szCs w:val="24"/>
+                <w:u w:val="none"/>
+              </w:rPr>
+            </w:pPr>
+            <w:r>
+              <w:rPr>
+                <w:b w:val="0"/>
+                <w:bCs w:val="0"/>
+                <w:sz w:val="24"/>
+                <w:szCs w:val="24"/>
+                <w:u w:val="none"/>
+              </w:rPr>
+              <w:t>7</w:t>
+            </w:r>
+          </w:p>
+        </w:tc>
+        <w:tc>
+          <w:tcPr>
+            <w:tcW w:w="3005" w:type="dxa"/>
+            <w:tcMar/>
+          </w:tcPr>
+          <w:p>
+            <w:pPr>
+              <w:pStyle w:val="Normal"/>
+              <w:rPr>
+                <w:b w:val="0"/>
+                <w:bCs w:val="0"/>
+                <w:sz w:val="24"/>
+                <w:szCs w:val="24"/>
+                <w:u w:val="none"/>
+              </w:rPr>
+            </w:pPr>
+            <w:r>
+              <w:rPr>
+                <w:b w:val="0"/>
+                <w:bCs w:val="0"/>
+                <w:sz w:val="24"/>
+                <w:szCs w:val="24"/>
+                <w:u w:val="none"/>
+              </w:rPr>
+              <w:t xml:space="preserve">Cost of each pizza  </w:t>
+            </w:r>
+          </w:p>
+        </w:tc>
+        <w:tc>
+          <w:tcPr>
+            <w:tcW w:w="3005" w:type="dxa"/>
+            <w:tcMar/>
+          </w:tcPr>
+          <w:p>
+            <w:pPr>
+              <w:pStyle w:val="Normal"/>
+              <w:rPr>
+                <w:b w:val="0"/>
+                <w:bCs w:val="0"/>
+                <w:sz w:val="24"/>
+                <w:szCs w:val="24"/>
+                <w:u w:val="none"/>
+              </w:rPr>
+            </w:pPr>
+            <w:r>
+              <w:rPr>
+                <w:b w:val="0"/>
+                <w:bCs w:val="0"/>
+                <w:sz w:val="24"/>
+                <w:szCs w:val="24"/>
+                <w:u w:val="none"/>
+              </w:rPr>
+              <w:t>Output</w:t>
+            </w:r>
+          </w:p>
+        </w:tc>
+      </w:tr>
+      <w:tr>
+        <w:trPr>
+          <w:trHeight w:val="300"/>
+        </w:trPr>
+        <w:tc>
+          <w:tcPr>
+            <w:tcW w:w="3005" w:type="dxa"/>
+            <w:tcMar/>
+          </w:tcPr>
+          <w:p>
+            <w:pPr>
+              <w:pStyle w:val="Normal"/>
+              <w:jc w:val="center"/>
+              <w:rPr>
+                <w:b w:val="0"/>
+                <w:bCs w:val="0"/>
+                <w:sz w:val="24"/>
+                <w:szCs w:val="24"/>
+                <w:u w:val="none"/>
+              </w:rPr>
+            </w:pPr>
+            <w:r>
+              <w:rPr>
+                <w:b w:val="0"/>
+                <w:bCs w:val="0"/>
+                <w:sz w:val="24"/>
+                <w:szCs w:val="24"/>
+                <w:u w:val="none"/>
+              </w:rPr>
+              <w:t>8</w:t>
+            </w:r>
+          </w:p>
+        </w:tc>
+        <w:tc>
+          <w:tcPr>
+            <w:tcW w:w="3005" w:type="dxa"/>
+            <w:tcMar/>
+          </w:tcPr>
+          <w:p>
+            <w:pPr>
+              <w:pStyle w:val="Normal"/>
+              <w:rPr>
+                <w:b w:val="0"/>
+                <w:bCs w:val="0"/>
+                <w:sz w:val="24"/>
+                <w:szCs w:val="24"/>
+                <w:u w:val="none"/>
+              </w:rPr>
+            </w:pPr>
+            <w:r>
+              <w:rPr>
+                <w:b w:val="0"/>
+                <w:bCs w:val="0"/>
+                <w:sz w:val="24"/>
+                <w:szCs w:val="24"/>
+                <w:u w:val="none"/>
+              </w:rPr>
+              <w:t xml:space="preserve">Standard pizza cost and extra topping cost  </w:t>
+            </w:r>
+          </w:p>
+        </w:tc>
+        <w:tc>
+          <w:tcPr>
+            <w:tcW w:w="3005" w:type="dxa"/>
+            <w:tcMar/>
+          </w:tcPr>
+          <w:p>
+            <w:pPr>
+              <w:pStyle w:val="Normal"/>
+              <w:rPr>
+                <w:b w:val="0"/>
+                <w:bCs w:val="0"/>
+                <w:sz w:val="24"/>
+                <w:szCs w:val="24"/>
+                <w:u w:val="none"/>
+              </w:rPr>
+            </w:pPr>
+            <w:r>
+              <w:rPr>
+                <w:b w:val="0"/>
+                <w:bCs w:val="0"/>
+                <w:sz w:val="24"/>
+                <w:szCs w:val="24"/>
+                <w:u w:val="none"/>
+              </w:rPr>
+              <w:t>Output</w:t>
+            </w:r>
+          </w:p>
+        </w:tc>
+      </w:tr>
+      <w:tr>
+        <w:trPr>
+          <w:trHeight w:val="300"/>
+        </w:trPr>
+        <w:tc>
+          <w:tcPr>
+            <w:tcW w:w="3005" w:type="dxa"/>
+            <w:tcMar/>
+          </w:tcPr>
+          <w:p>
+            <w:pPr>
+              <w:pStyle w:val="Normal"/>
+              <w:jc w:val="center"/>
+              <w:rPr>
+                <w:b w:val="0"/>
+                <w:bCs w:val="0"/>
+                <w:sz w:val="24"/>
+                <w:szCs w:val="24"/>
+                <w:u w:val="none"/>
+              </w:rPr>
+            </w:pPr>
+            <w:r>
+              <w:rPr>
+                <w:b w:val="0"/>
+                <w:bCs w:val="0"/>
+                <w:sz w:val="24"/>
+                <w:szCs w:val="24"/>
+                <w:u w:val="none"/>
+              </w:rPr>
+              <w:t>9</w:t>
+            </w:r>
+          </w:p>
+        </w:tc>
+        <w:tc>
+          <w:tcPr>
+            <w:tcW w:w="3005" w:type="dxa"/>
+            <w:tcMar/>
+          </w:tcPr>
+          <w:p>
+            <w:pPr>
+              <w:pStyle w:val="Normal"/>
+              <w:rPr>
+                <w:b w:val="0"/>
+                <w:bCs w:val="0"/>
+                <w:sz w:val="24"/>
+                <w:szCs w:val="24"/>
+                <w:u w:val="none"/>
+              </w:rPr>
+            </w:pPr>
+            <w:r>
+              <w:rPr>
+                <w:b w:val="0"/>
+                <w:bCs w:val="0"/>
+                <w:sz w:val="24"/>
+                <w:szCs w:val="24"/>
+                <w:u w:val="none"/>
+              </w:rPr>
+              <w:t xml:space="preserve">Order subtotal before discount and delivery  </w:t>
+            </w:r>
+          </w:p>
+        </w:tc>
+        <w:tc>
+          <w:tcPr>
+            <w:tcW w:w="3005" w:type="dxa"/>
+            <w:tcMar/>
+          </w:tcPr>
+          <w:p>
+            <w:pPr>
+              <w:pStyle w:val="Normal"/>
+              <w:rPr>
+                <w:b w:val="0"/>
+                <w:bCs w:val="0"/>
+                <w:sz w:val="24"/>
+                <w:szCs w:val="24"/>
+                <w:u w:val="none"/>
+              </w:rPr>
+            </w:pPr>
+            <w:r>
+              <w:rPr>
+                <w:b w:val="0"/>
+                <w:bCs w:val="0"/>
+                <w:sz w:val="24"/>
+                <w:szCs w:val="24"/>
+                <w:u w:val="none"/>
+              </w:rPr>
+              <w:t>Output</w:t>
+            </w:r>
+          </w:p>
+        </w:tc>
+      </w:tr>
+      <w:tr>
+        <w:trPr>
+          <w:trHeight w:val="300"/>
+        </w:trPr>
+        <w:tc>
+          <w:tcPr>
+            <w:tcW w:w="3005" w:type="dxa"/>
+            <w:tcMar/>
+          </w:tcPr>
+          <w:p>
+            <w:pPr>
+              <w:pStyle w:val="Normal"/>
+              <w:jc w:val="center"/>
+              <w:rPr>
+                <w:b w:val="0"/>
+                <w:bCs w:val="0"/>
+                <w:sz w:val="24"/>
+                <w:szCs w:val="24"/>
+                <w:u w:val="none"/>
+              </w:rPr>
+            </w:pPr>
+            <w:r>
+              <w:rPr>
+                <w:b w:val="0"/>
+                <w:bCs w:val="0"/>
+                <w:sz w:val="24"/>
+                <w:szCs w:val="24"/>
+                <w:u w:val="none"/>
+              </w:rPr>
+              <w:t>10</w:t>
+            </w:r>
+          </w:p>
+        </w:tc>
+        <w:tc>
+          <w:tcPr>
+            <w:tcW w:w="3005" w:type="dxa"/>
+            <w:tcMar/>
+          </w:tcPr>
+          <w:p>
+            <w:pPr>
+              <w:pStyle w:val="Normal"/>
+              <w:rPr>
+                <w:b w:val="0"/>
+                <w:bCs w:val="0"/>
+                <w:sz w:val="24"/>
+                <w:szCs w:val="24"/>
+                <w:u w:val="none"/>
+              </w:rPr>
+            </w:pPr>
+            <w:r>
+              <w:rPr>
+                <w:b w:val="0"/>
+                <w:bCs w:val="0"/>
+                <w:sz w:val="24"/>
+                <w:szCs w:val="24"/>
+                <w:u w:val="none"/>
+              </w:rPr>
+              <w:t xml:space="preserve">Any discount applied  </w:t>
+            </w:r>
+          </w:p>
+        </w:tc>
+        <w:tc>
+          <w:tcPr>
+            <w:tcW w:w="3005" w:type="dxa"/>
+            <w:tcMar/>
+          </w:tcPr>
+          <w:p>
+            <w:pPr>
+              <w:pStyle w:val="Normal"/>
+              <w:rPr>
+                <w:b w:val="0"/>
+                <w:bCs w:val="0"/>
+                <w:sz w:val="24"/>
+                <w:szCs w:val="24"/>
+                <w:u w:val="none"/>
+              </w:rPr>
+            </w:pPr>
+            <w:r>
+              <w:rPr>
+                <w:b w:val="0"/>
+                <w:bCs w:val="0"/>
+                <w:sz w:val="24"/>
+                <w:szCs w:val="24"/>
+                <w:u w:val="none"/>
+              </w:rPr>
+              <w:t>Output</w:t>
+            </w:r>
+          </w:p>
+        </w:tc>
+      </w:tr>
+      <w:tr>
+        <w:trPr>
+          <w:trHeight w:val="300"/>
+        </w:trPr>
+        <w:tc>
+          <w:tcPr>
+            <w:tcW w:w="3005" w:type="dxa"/>
+            <w:tcMar/>
+          </w:tcPr>
+          <w:p>
+            <w:pPr>
+              <w:pStyle w:val="Normal"/>
+              <w:jc w:val="center"/>
+              <w:rPr>
+                <w:b w:val="0"/>
+                <w:bCs w:val="0"/>
+                <w:sz w:val="24"/>
+                <w:szCs w:val="24"/>
+                <w:u w:val="none"/>
+              </w:rPr>
+            </w:pPr>
+            <w:r>
+              <w:rPr>
+                <w:b w:val="0"/>
+                <w:bCs w:val="0"/>
+                <w:sz w:val="24"/>
+                <w:szCs w:val="24"/>
+                <w:u w:val="none"/>
+              </w:rPr>
+              <w:t>11</w:t>
+            </w:r>
+          </w:p>
+        </w:tc>
+        <w:tc>
+          <w:tcPr>
+            <w:tcW w:w="3005" w:type="dxa"/>
+            <w:tcMar/>
+          </w:tcPr>
+          <w:p>
+            <w:pPr>
+              <w:pStyle w:val="Normal"/>
+              <w:rPr>
+                <w:b w:val="0"/>
+                <w:bCs w:val="0"/>
+                <w:sz w:val="24"/>
+                <w:szCs w:val="24"/>
+                <w:u w:val="none"/>
+              </w:rPr>
+            </w:pPr>
+            <w:r>
+              <w:rPr>
+                <w:b w:val="0"/>
+                <w:bCs w:val="0"/>
+                <w:sz w:val="24"/>
+                <w:szCs w:val="24"/>
+                <w:u w:val="none"/>
+              </w:rPr>
+              <w:t xml:space="preserve">Any delivery charge  </w:t>
+            </w:r>
+          </w:p>
+        </w:tc>
+        <w:tc>
+          <w:tcPr>
+            <w:tcW w:w="3005" w:type="dxa"/>
+            <w:tcMar/>
+          </w:tcPr>
+          <w:p>
+            <w:pPr>
+              <w:pStyle w:val="Normal"/>
+              <w:rPr>
+                <w:b w:val="0"/>
+                <w:bCs w:val="0"/>
+                <w:sz w:val="24"/>
+                <w:szCs w:val="24"/>
+                <w:u w:val="none"/>
+              </w:rPr>
+            </w:pPr>
+            <w:r>
+              <w:rPr>
+                <w:b w:val="0"/>
+                <w:bCs w:val="0"/>
+                <w:sz w:val="24"/>
+                <w:szCs w:val="24"/>
+                <w:u w:val="none"/>
+              </w:rPr>
+              <w:t>Output</w:t>
+            </w:r>
+          </w:p>
+        </w:tc>
+      </w:tr>
+      <w:tr>
+        <w:trPr>
+          <w:trHeight w:val="300"/>
+        </w:trPr>
+        <w:tc>
+          <w:tcPr>
+            <w:tcW w:w="3005" w:type="dxa"/>
+            <w:tcMar/>
+          </w:tcPr>
+          <w:p>
+            <w:pPr>
+              <w:pStyle w:val="Normal"/>
+              <w:jc w:val="center"/>
+              <w:rPr>
+                <w:b w:val="0"/>
+                <w:bCs w:val="0"/>
+                <w:sz w:val="24"/>
+                <w:szCs w:val="24"/>
+                <w:u w:val="none"/>
+              </w:rPr>
+            </w:pPr>
+            <w:r>
+              <w:rPr>
+                <w:b w:val="0"/>
+                <w:bCs w:val="0"/>
+                <w:sz w:val="24"/>
+                <w:szCs w:val="24"/>
+                <w:u w:val="none"/>
+              </w:rPr>
+              <w:t>12</w:t>
+            </w:r>
+          </w:p>
+        </w:tc>
+        <w:tc>
+          <w:tcPr>
+            <w:tcW w:w="3005" w:type="dxa"/>
+            <w:tcMar/>
+          </w:tcPr>
+          <w:p>
+            <w:pPr>
+              <w:pStyle w:val="Normal"/>
+              <w:rPr>
+                <w:b w:val="0"/>
+                <w:bCs w:val="0"/>
+                <w:sz w:val="24"/>
+                <w:szCs w:val="24"/>
+                <w:u w:val="none"/>
+              </w:rPr>
+            </w:pPr>
+            <w:r>
+              <w:rPr>
+                <w:b w:val="0"/>
+                <w:bCs w:val="0"/>
+                <w:sz w:val="24"/>
+                <w:szCs w:val="24"/>
+                <w:u w:val="none"/>
+              </w:rPr>
+              <w:t>Final total cost of the order</w:t>
+            </w:r>
+          </w:p>
+        </w:tc>
+        <w:tc>
+          <w:tcPr>
+            <w:tcW w:w="3005" w:type="dxa"/>
+            <w:tcMar/>
+          </w:tcPr>
+          <w:p>
+            <w:pPr>
+              <w:pStyle w:val="Normal"/>
+              <w:rPr>
+                <w:b w:val="0"/>
+                <w:bCs w:val="0"/>
+                <w:sz w:val="24"/>
+                <w:szCs w:val="24"/>
+                <w:u w:val="none"/>
+              </w:rPr>
+            </w:pPr>
+            <w:r>
+              <w:rPr>
+                <w:b w:val="0"/>
+                <w:bCs w:val="0"/>
+                <w:sz w:val="24"/>
+                <w:szCs w:val="24"/>
+                <w:u w:val="none"/>
+              </w:rPr>
+              <w:t>Output</w:t>
+            </w:r>
+          </w:p>
+        </w:tc>
+      </w:tr>
+      <w:tr>
+        <w:trPr>
+          <w:trHeight w:val="300"/>
+        </w:trPr>
+        <w:tc>
+          <w:tcPr>
+            <w:tcW w:w="3005" w:type="dxa"/>
+            <w:tcMar/>
+          </w:tcPr>
+          <w:p>
+            <w:pPr>
+              <w:pStyle w:val="Normal"/>
+              <w:jc w:val="center"/>
+              <w:rPr>
+                <w:b w:val="0"/>
+                <w:bCs w:val="0"/>
+                <w:sz w:val="24"/>
+                <w:szCs w:val="24"/>
+                <w:u w:val="none"/>
+              </w:rPr>
+            </w:pPr>
+            <w:r>
+              <w:rPr>
+                <w:b w:val="0"/>
+                <w:bCs w:val="0"/>
+                <w:sz w:val="24"/>
+                <w:szCs w:val="24"/>
+                <w:u w:val="none"/>
+              </w:rPr>
+              <w:t>13</w:t>
+            </w:r>
+          </w:p>
+        </w:tc>
+        <w:tc>
+          <w:tcPr>
+            <w:tcW w:w="3005" w:type="dxa"/>
+            <w:tcMar/>
+          </w:tcPr>
+          <w:p>
+            <w:pPr>
+              <w:pStyle w:val="Normal"/>
+              <w:rPr>
+                <w:b w:val="0"/>
+                <w:bCs w:val="0"/>
+                <w:sz w:val="24"/>
+                <w:szCs w:val="24"/>
+                <w:u w:val="none"/>
+              </w:rPr>
+            </w:pPr>
+            <w:r>
+              <w:rPr>
+                <w:b w:val="0"/>
+                <w:bCs w:val="0"/>
+                <w:sz w:val="24"/>
+                <w:szCs w:val="24"/>
+                <w:u w:val="none"/>
+              </w:rPr>
+              <w:t>Minimum + maximum number of pizzas (1-6)</w:t>
+            </w:r>
+          </w:p>
+        </w:tc>
+        <w:tc>
+          <w:tcPr>
+            <w:tcW w:w="3005" w:type="dxa"/>
+            <w:tcMar/>
+          </w:tcPr>
+          <w:p>
+            <w:pPr>
+              <w:pStyle w:val="Normal"/>
+              <w:rPr>
+                <w:b w:val="0"/>
+                <w:bCs w:val="0"/>
+                <w:sz w:val="24"/>
+                <w:szCs w:val="24"/>
+                <w:u w:val="none"/>
+              </w:rPr>
+            </w:pPr>
+            <w:r>
+              <w:rPr>
+                <w:b w:val="0"/>
+                <w:bCs w:val="0"/>
+                <w:sz w:val="24"/>
+                <w:szCs w:val="24"/>
+                <w:u w:val="none"/>
+              </w:rPr>
+              <w:t>Rule</w:t>
+            </w:r>
+          </w:p>
+        </w:tc>
+      </w:tr>
+      <w:tr>
+        <w:trPr>
+          <w:trHeight w:val="300"/>
+        </w:trPr>
+        <w:tc>
+          <w:tcPr>
+            <w:tcW w:w="3005" w:type="dxa"/>
+            <w:tcMar/>
+          </w:tcPr>
+          <w:p>
+            <w:pPr>
+              <w:pStyle w:val="Normal"/>
+              <w:jc w:val="center"/>
+              <w:rPr>
+                <w:b w:val="0"/>
+                <w:bCs w:val="0"/>
+                <w:sz w:val="24"/>
+                <w:szCs w:val="24"/>
+                <w:u w:val="none"/>
+              </w:rPr>
+            </w:pPr>
+            <w:r>
+              <w:rPr>
+                <w:b w:val="0"/>
+                <w:bCs w:val="0"/>
+                <w:sz w:val="24"/>
+                <w:szCs w:val="24"/>
+                <w:u w:val="none"/>
+              </w:rPr>
+              <w:t>14</w:t>
+            </w:r>
+          </w:p>
+        </w:tc>
+        <w:tc>
+          <w:tcPr>
+            <w:tcW w:w="3005" w:type="dxa"/>
+            <w:tcMar/>
+          </w:tcPr>
+          <w:p>
+            <w:pPr>
+              <w:rPr>
+                <w:rFonts w:ascii="Calibri" w:hAnsi="Calibri" w:eastAsia="Calibri" w:cs="Calibri"/>
+                <w:b w:val="0"/>
+                <w:bCs w:val="0"/>
+                <w:i w:val="0"/>
+                <w:iCs w:val="0"/>
+                <w:sz w:val="24"/>
+                <w:szCs w:val="24"/>
+              </w:rPr>
+            </w:pPr>
+            <w:r>
+              <w:rPr>
+                <w:rFonts w:ascii="Calibri" w:hAnsi="Calibri" w:eastAsia="Calibri" w:cs="Calibri"/>
+                <w:b w:val="0"/>
+                <w:bCs w:val="0"/>
+                <w:i w:val="0"/>
+                <w:iCs w:val="0"/>
+                <w:sz w:val="24"/>
+                <w:szCs w:val="24"/>
+                <w:lang w:val="en-GB"/>
+              </w:rPr>
+              <w:t>Small pizza</w:t>
+            </w:r>
+            <w:r>
+              <w:rPr>
+                <w:rFonts w:ascii="Calibri" w:hAnsi="Calibri" w:eastAsia="Calibri" w:cs="Calibri"/>
+                <w:b w:val="0"/>
+                <w:bCs w:val="0"/>
+                <w:i w:val="0"/>
+                <w:iCs w:val="0"/>
+                <w:sz w:val="24"/>
+                <w:szCs w:val="24"/>
+                <w:lang w:val="en-GB"/>
+              </w:rPr>
+              <w:t>, £3.25</w:t>
+            </w:r>
+          </w:p>
+        </w:tc>
+        <w:tc>
+          <w:tcPr>
+            <w:tcW w:w="3005" w:type="dxa"/>
+            <w:tcMar/>
+          </w:tcPr>
+          <w:p>
+            <w:pPr>
+              <w:pStyle w:val="Normal"/>
+              <w:rPr>
+                <w:b w:val="0"/>
+                <w:bCs w:val="0"/>
+                <w:sz w:val="24"/>
+                <w:szCs w:val="24"/>
+                <w:u w:val="none"/>
+              </w:rPr>
+            </w:pPr>
+            <w:r>
+              <w:rPr>
+                <w:b w:val="0"/>
+                <w:bCs w:val="0"/>
+                <w:sz w:val="24"/>
+                <w:szCs w:val="24"/>
+                <w:u w:val="none"/>
+              </w:rPr>
+              <w:t>Rule</w:t>
+            </w:r>
+          </w:p>
+        </w:tc>
+      </w:tr>
+      <w:tr>
+        <w:trPr>
+          <w:trHeight w:val="300"/>
+        </w:trPr>
+        <w:tc>
+          <w:tcPr>
+            <w:tcW w:w="3005" w:type="dxa"/>
+            <w:tcMar/>
+          </w:tcPr>
+          <w:p>
+            <w:pPr>
+              <w:pStyle w:val="Normal"/>
+              <w:jc w:val="center"/>
+              <w:rPr>
+                <w:b w:val="0"/>
+                <w:bCs w:val="0"/>
+                <w:sz w:val="24"/>
+                <w:szCs w:val="24"/>
+                <w:u w:val="none"/>
+              </w:rPr>
+            </w:pPr>
+            <w:r>
+              <w:rPr>
+                <w:b w:val="0"/>
+                <w:bCs w:val="0"/>
+                <w:sz w:val="24"/>
+                <w:szCs w:val="24"/>
+                <w:u w:val="none"/>
+              </w:rPr>
+              <w:t>15</w:t>
+            </w:r>
+          </w:p>
+        </w:tc>
+        <w:tc>
+          <w:tcPr>
+            <w:tcW w:w="3005" w:type="dxa"/>
+            <w:tcMar/>
+          </w:tcPr>
+          <w:p>
+            <w:pPr>
+              <w:rPr>
+                <w:rFonts w:ascii="Calibri" w:hAnsi="Calibri" w:eastAsia="Calibri" w:cs="Calibri"/>
+                <w:b w:val="0"/>
+                <w:bCs w:val="0"/>
+                <w:i w:val="0"/>
+                <w:iCs w:val="0"/>
+                <w:sz w:val="24"/>
+                <w:szCs w:val="24"/>
+              </w:rPr>
+            </w:pPr>
+            <w:r>
+              <w:rPr>
+                <w:rFonts w:ascii="Calibri" w:hAnsi="Calibri" w:eastAsia="Calibri" w:cs="Calibri"/>
+                <w:b w:val="0"/>
+                <w:bCs w:val="0"/>
+                <w:i w:val="0"/>
+                <w:iCs w:val="0"/>
+                <w:sz w:val="24"/>
+                <w:szCs w:val="24"/>
+                <w:lang w:val="en-GB"/>
+              </w:rPr>
+              <w:t>Medium pizza</w:t>
+            </w:r>
+            <w:r>
+              <w:rPr>
+                <w:rFonts w:ascii="Calibri" w:hAnsi="Calibri" w:eastAsia="Calibri" w:cs="Calibri"/>
+                <w:b w:val="0"/>
+                <w:bCs w:val="0"/>
+                <w:i w:val="0"/>
+                <w:iCs w:val="0"/>
+                <w:sz w:val="24"/>
+                <w:szCs w:val="24"/>
+                <w:lang w:val="en-GB"/>
+              </w:rPr>
+              <w:t>, £5.50</w:t>
+            </w:r>
+          </w:p>
+        </w:tc>
+        <w:tc>
+          <w:tcPr>
+            <w:tcW w:w="3005" w:type="dxa"/>
+            <w:tcMar/>
+          </w:tcPr>
+          <w:p>
+            <w:pPr>
+              <w:pStyle w:val="Normal"/>
+              <w:rPr>
+                <w:b w:val="0"/>
+                <w:bCs w:val="0"/>
+                <w:sz w:val="24"/>
+                <w:szCs w:val="24"/>
+                <w:u w:val="none"/>
+              </w:rPr>
+            </w:pPr>
+            <w:r>
+              <w:rPr>
+                <w:b w:val="0"/>
+                <w:bCs w:val="0"/>
+                <w:sz w:val="24"/>
+                <w:szCs w:val="24"/>
+                <w:u w:val="none"/>
+              </w:rPr>
+              <w:t>Rule</w:t>
+            </w:r>
+          </w:p>
+        </w:tc>
+      </w:tr>
+      <w:tr>
+        <w:trPr>
+          <w:trHeight w:val="300"/>
+        </w:trPr>
+        <w:tc>
+          <w:tcPr>
+            <w:tcW w:w="3005" w:type="dxa"/>
+            <w:tcMar/>
+          </w:tcPr>
+          <w:p>
+            <w:pPr>
+              <w:pStyle w:val="Normal"/>
+              <w:jc w:val="center"/>
+              <w:rPr>
+                <w:b w:val="0"/>
+                <w:bCs w:val="0"/>
+                <w:sz w:val="24"/>
+                <w:szCs w:val="24"/>
+                <w:u w:val="none"/>
+              </w:rPr>
+            </w:pPr>
+            <w:r>
+              <w:rPr>
+                <w:b w:val="0"/>
+                <w:bCs w:val="0"/>
+                <w:sz w:val="24"/>
+                <w:szCs w:val="24"/>
+                <w:u w:val="none"/>
+              </w:rPr>
+              <w:t>16</w:t>
+            </w:r>
+          </w:p>
+        </w:tc>
+        <w:tc>
+          <w:tcPr>
+            <w:tcW w:w="3005" w:type="dxa"/>
+            <w:tcMar/>
+          </w:tcPr>
+          <w:p>
+            <w:pPr>
+              <w:rPr>
+                <w:rFonts w:ascii="Calibri" w:hAnsi="Calibri" w:eastAsia="Calibri" w:cs="Calibri"/>
+                <w:b w:val="0"/>
+                <w:bCs w:val="0"/>
+                <w:i w:val="0"/>
+                <w:iCs w:val="0"/>
+                <w:sz w:val="24"/>
+                <w:szCs w:val="24"/>
+              </w:rPr>
+            </w:pPr>
+            <w:r>
+              <w:rPr>
+                <w:rFonts w:ascii="Calibri" w:hAnsi="Calibri" w:eastAsia="Calibri" w:cs="Calibri"/>
+                <w:b w:val="0"/>
+                <w:bCs w:val="0"/>
+                <w:i w:val="0"/>
+                <w:iCs w:val="0"/>
+                <w:sz w:val="24"/>
+                <w:szCs w:val="24"/>
+                <w:lang w:val="en-GB"/>
+              </w:rPr>
+              <w:t>Large pizza</w:t>
+            </w:r>
+            <w:r>
+              <w:rPr>
+                <w:rFonts w:ascii="Calibri" w:hAnsi="Calibri" w:eastAsia="Calibri" w:cs="Calibri"/>
+                <w:b w:val="0"/>
+                <w:bCs w:val="0"/>
+                <w:i w:val="0"/>
+                <w:iCs w:val="0"/>
+                <w:sz w:val="24"/>
+                <w:szCs w:val="24"/>
+                <w:lang w:val="en-GB"/>
+              </w:rPr>
+              <w:t>, £7.15</w:t>
+            </w:r>
+          </w:p>
+        </w:tc>
+        <w:tc>
+          <w:tcPr>
+            <w:tcW w:w="3005" w:type="dxa"/>
+            <w:tcMar/>
+          </w:tcPr>
+          <w:p>
+            <w:pPr>
+              <w:pStyle w:val="Normal"/>
+              <w:rPr>
+                <w:b w:val="0"/>
+                <w:bCs w:val="0"/>
+                <w:sz w:val="24"/>
+                <w:szCs w:val="24"/>
+                <w:u w:val="none"/>
+              </w:rPr>
+            </w:pPr>
+            <w:r>
+              <w:rPr>
+                <w:b w:val="0"/>
+                <w:bCs w:val="0"/>
+                <w:sz w:val="24"/>
+                <w:szCs w:val="24"/>
+                <w:u w:val="none"/>
+              </w:rPr>
+              <w:t>Rule</w:t>
+            </w:r>
+          </w:p>
+        </w:tc>
+      </w:tr>
+      <w:tr>
+        <w:trPr>
+          <w:trHeight w:val="300"/>
+        </w:trPr>
+        <w:tc>
+          <w:tcPr>
+            <w:tcW w:w="3005" w:type="dxa"/>
+            <w:tcMar/>
+          </w:tcPr>
+          <w:p>
+            <w:pPr>
+              <w:pStyle w:val="Normal"/>
+              <w:jc w:val="center"/>
+              <w:rPr>
+                <w:b w:val="0"/>
+                <w:bCs w:val="0"/>
+                <w:sz w:val="24"/>
+                <w:szCs w:val="24"/>
+                <w:u w:val="none"/>
+              </w:rPr>
+            </w:pPr>
+            <w:r>
+              <w:rPr>
+                <w:b w:val="0"/>
+                <w:bCs w:val="0"/>
+                <w:sz w:val="24"/>
+                <w:szCs w:val="24"/>
+                <w:u w:val="none"/>
+              </w:rPr>
+              <w:t>17</w:t>
+            </w:r>
+          </w:p>
+        </w:tc>
+        <w:tc>
+          <w:tcPr>
+            <w:tcW w:w="3005" w:type="dxa"/>
+            <w:tcMar/>
+          </w:tcPr>
+          <w:p>
+            <w:pPr>
+              <w:pStyle w:val="Normal"/>
+              <w:rPr>
+                <w:rFonts w:ascii="Calibri" w:hAnsi="Calibri" w:eastAsia="Calibri" w:cs="Calibri"/>
+                <w:b w:val="0"/>
+                <w:bCs w:val="0"/>
+                <w:i w:val="0"/>
+                <w:iCs w:val="0"/>
+                <w:sz w:val="24"/>
+                <w:szCs w:val="24"/>
+              </w:rPr>
+            </w:pPr>
+            <w:r>
+              <w:rPr>
+                <w:rFonts w:ascii="Calibri" w:hAnsi="Calibri" w:eastAsia="Calibri" w:cs="Calibri"/>
+                <w:b w:val="0"/>
+                <w:bCs w:val="0"/>
+                <w:i w:val="0"/>
+                <w:iCs w:val="0"/>
+                <w:sz w:val="24"/>
+                <w:szCs w:val="24"/>
+                <w:lang w:val="en-GB"/>
+              </w:rPr>
+              <w:t>1 extra topping</w:t>
+            </w:r>
+            <w:r>
+              <w:rPr>
+                <w:rFonts w:ascii="Calibri" w:hAnsi="Calibri" w:eastAsia="Calibri" w:cs="Calibri"/>
+                <w:b w:val="0"/>
+                <w:bCs w:val="0"/>
+                <w:i w:val="0"/>
+                <w:iCs w:val="0"/>
+                <w:sz w:val="24"/>
+                <w:szCs w:val="24"/>
+                <w:lang w:val="en-GB"/>
+              </w:rPr>
+              <w:t>, £0.75</w:t>
+            </w:r>
+          </w:p>
+        </w:tc>
+        <w:tc>
+          <w:tcPr>
+            <w:tcW w:w="3005" w:type="dxa"/>
+            <w:tcMar/>
+          </w:tcPr>
+          <w:p>
+            <w:pPr>
+              <w:pStyle w:val="Normal"/>
+              <w:rPr>
+                <w:b w:val="0"/>
+                <w:bCs w:val="0"/>
+                <w:sz w:val="24"/>
+                <w:szCs w:val="24"/>
+                <w:u w:val="none"/>
+              </w:rPr>
+            </w:pPr>
+            <w:r>
+              <w:rPr>
+                <w:b w:val="0"/>
+                <w:bCs w:val="0"/>
+                <w:sz w:val="24"/>
+                <w:szCs w:val="24"/>
+                <w:u w:val="none"/>
+              </w:rPr>
+              <w:t>Rule</w:t>
+            </w:r>
+          </w:p>
+        </w:tc>
+      </w:tr>
+      <w:tr>
+        <w:trPr>
+          <w:trHeight w:val="300"/>
+        </w:trPr>
+        <w:tc>
+          <w:tcPr>
+            <w:tcW w:w="3005" w:type="dxa"/>
+            <w:tcMar/>
+          </w:tcPr>
+          <w:p>
+            <w:pPr>
+              <w:pStyle w:val="Normal"/>
+              <w:jc w:val="center"/>
+              <w:rPr>
+                <w:b w:val="0"/>
+                <w:bCs w:val="0"/>
+                <w:sz w:val="24"/>
+                <w:szCs w:val="24"/>
+                <w:u w:val="none"/>
+              </w:rPr>
+            </w:pPr>
+            <w:r>
+              <w:rPr>
+                <w:b w:val="0"/>
+                <w:bCs w:val="0"/>
+                <w:sz w:val="24"/>
+                <w:szCs w:val="24"/>
+                <w:u w:val="none"/>
+              </w:rPr>
+              <w:t>18</w:t>
+            </w:r>
+          </w:p>
+        </w:tc>
+        <w:tc>
+          <w:tcPr>
+            <w:tcW w:w="3005" w:type="dxa"/>
+            <w:tcMar/>
+          </w:tcPr>
+          <w:p>
+            <w:pPr>
+              <w:rPr>
+                <w:rFonts w:ascii="Calibri" w:hAnsi="Calibri" w:eastAsia="Calibri" w:cs="Calibri"/>
+                <w:b w:val="0"/>
+                <w:bCs w:val="0"/>
+                <w:i w:val="0"/>
+                <w:iCs w:val="0"/>
+                <w:sz w:val="24"/>
+                <w:szCs w:val="24"/>
+              </w:rPr>
+            </w:pPr>
+            <w:r>
+              <w:rPr>
+                <w:rFonts w:ascii="Calibri" w:hAnsi="Calibri" w:eastAsia="Calibri" w:cs="Calibri"/>
+                <w:b w:val="0"/>
+                <w:bCs w:val="0"/>
+                <w:i w:val="0"/>
+                <w:iCs w:val="0"/>
+                <w:sz w:val="24"/>
+                <w:szCs w:val="24"/>
+                <w:lang w:val="en-GB"/>
+              </w:rPr>
+              <w:t>2 extra toppings</w:t>
+            </w:r>
+            <w:r>
+              <w:rPr>
+                <w:rFonts w:ascii="Calibri" w:hAnsi="Calibri" w:eastAsia="Calibri" w:cs="Calibri"/>
+                <w:b w:val="0"/>
+                <w:bCs w:val="0"/>
+                <w:i w:val="0"/>
+                <w:iCs w:val="0"/>
+                <w:sz w:val="24"/>
+                <w:szCs w:val="24"/>
+                <w:lang w:val="en-GB"/>
+              </w:rPr>
+              <w:t>, £1.35</w:t>
+            </w:r>
+          </w:p>
+        </w:tc>
+        <w:tc>
+          <w:tcPr>
+            <w:tcW w:w="3005" w:type="dxa"/>
+            <w:tcMar/>
+          </w:tcPr>
+          <w:p>
+            <w:pPr>
+              <w:pStyle w:val="Normal"/>
+              <w:rPr>
+                <w:b w:val="0"/>
+                <w:bCs w:val="0"/>
+                <w:sz w:val="24"/>
+                <w:szCs w:val="24"/>
+                <w:u w:val="none"/>
+              </w:rPr>
+            </w:pPr>
+            <w:r>
+              <w:rPr>
+                <w:b w:val="0"/>
+                <w:bCs w:val="0"/>
+                <w:sz w:val="24"/>
+                <w:szCs w:val="24"/>
+                <w:u w:val="none"/>
+              </w:rPr>
+              <w:t>Rule</w:t>
+            </w:r>
+          </w:p>
+        </w:tc>
+      </w:tr>
+      <w:tr>
+        <w:trPr>
+          <w:trHeight w:val="300"/>
+        </w:trPr>
+        <w:tc>
+          <w:tcPr>
+            <w:tcW w:w="3005" w:type="dxa"/>
+            <w:tcMar/>
+          </w:tcPr>
+          <w:p>
+            <w:pPr>
+              <w:pStyle w:val="Normal"/>
+              <w:jc w:val="center"/>
+              <w:rPr>
+                <w:b w:val="0"/>
+                <w:bCs w:val="0"/>
+                <w:sz w:val="24"/>
+                <w:szCs w:val="24"/>
+                <w:u w:val="none"/>
+              </w:rPr>
+            </w:pPr>
+            <w:r>
+              <w:rPr>
+                <w:b w:val="0"/>
+                <w:bCs w:val="0"/>
+                <w:sz w:val="24"/>
+                <w:szCs w:val="24"/>
+                <w:u w:val="none"/>
+              </w:rPr>
+              <w:t>19</w:t>
+            </w:r>
+          </w:p>
+        </w:tc>
+        <w:tc>
+          <w:tcPr>
+            <w:tcW w:w="3005" w:type="dxa"/>
+            <w:tcMar/>
+          </w:tcPr>
+          <w:p>
+            <w:pPr>
+              <w:rPr>
+                <w:rFonts w:ascii="Calibri" w:hAnsi="Calibri" w:eastAsia="Calibri" w:cs="Calibri"/>
+                <w:b w:val="0"/>
+                <w:bCs w:val="0"/>
+                <w:i w:val="0"/>
+                <w:iCs w:val="0"/>
+                <w:sz w:val="24"/>
+                <w:szCs w:val="24"/>
+              </w:rPr>
+            </w:pPr>
+            <w:r>
+              <w:rPr>
+                <w:rFonts w:ascii="Calibri" w:hAnsi="Calibri" w:eastAsia="Calibri" w:cs="Calibri"/>
+                <w:b w:val="0"/>
+                <w:bCs w:val="0"/>
+                <w:i w:val="0"/>
+                <w:iCs w:val="0"/>
+                <w:sz w:val="24"/>
+                <w:szCs w:val="24"/>
+                <w:lang w:val="en-GB"/>
+              </w:rPr>
+              <w:t>3 extra toppings</w:t>
+            </w:r>
+            <w:r>
+              <w:rPr>
+                <w:rFonts w:ascii="Calibri" w:hAnsi="Calibri" w:eastAsia="Calibri" w:cs="Calibri"/>
+                <w:b w:val="0"/>
+                <w:bCs w:val="0"/>
+                <w:i w:val="0"/>
+                <w:iCs w:val="0"/>
+                <w:sz w:val="24"/>
+                <w:szCs w:val="24"/>
+                <w:lang w:val="en-GB"/>
+              </w:rPr>
+              <w:t>, £2.00</w:t>
+            </w:r>
+          </w:p>
+        </w:tc>
+        <w:tc>
+          <w:tcPr>
+            <w:tcW w:w="3005" w:type="dxa"/>
+            <w:tcMar/>
+          </w:tcPr>
+          <w:p>
+            <w:pPr>
+              <w:pStyle w:val="Normal"/>
+              <w:rPr>
+                <w:b w:val="0"/>
+                <w:bCs w:val="0"/>
+                <w:sz w:val="24"/>
+                <w:szCs w:val="24"/>
+                <w:u w:val="none"/>
+              </w:rPr>
+            </w:pPr>
+            <w:r>
+              <w:rPr>
+                <w:b w:val="0"/>
+                <w:bCs w:val="0"/>
+                <w:sz w:val="24"/>
+                <w:szCs w:val="24"/>
+                <w:u w:val="none"/>
+              </w:rPr>
+              <w:t>Rule</w:t>
+            </w:r>
+          </w:p>
+        </w:tc>
+      </w:tr>
+      <w:tr>
+        <w:trPr>
+          <w:trHeight w:val="300"/>
+        </w:trPr>
+        <w:tc>
+          <w:tcPr>
+            <w:tcW w:w="3005" w:type="dxa"/>
+            <w:tcMar/>
+          </w:tcPr>
+          <w:p>
+            <w:pPr>
+              <w:pStyle w:val="Normal"/>
+              <w:jc w:val="center"/>
+              <w:rPr>
+                <w:b w:val="0"/>
+                <w:bCs w:val="0"/>
+                <w:sz w:val="24"/>
+                <w:szCs w:val="24"/>
+                <w:u w:val="none"/>
+              </w:rPr>
+            </w:pPr>
+            <w:r>
+              <w:rPr>
+                <w:b w:val="0"/>
+                <w:bCs w:val="0"/>
+                <w:sz w:val="24"/>
+                <w:szCs w:val="24"/>
+                <w:u w:val="none"/>
+              </w:rPr>
+              <w:t>20</w:t>
+            </w:r>
+          </w:p>
+        </w:tc>
+        <w:tc>
+          <w:tcPr>
+            <w:tcW w:w="3005" w:type="dxa"/>
+            <w:tcMar/>
+          </w:tcPr>
+          <w:p>
+            <w:pPr>
+              <w:rPr>
+                <w:rFonts w:ascii="Calibri" w:hAnsi="Calibri" w:eastAsia="Calibri" w:cs="Calibri"/>
+                <w:b w:val="0"/>
+                <w:bCs w:val="0"/>
+                <w:i w:val="0"/>
+                <w:iCs w:val="0"/>
+                <w:sz w:val="24"/>
+                <w:szCs w:val="24"/>
+              </w:rPr>
+            </w:pPr>
+            <w:r>
+              <w:rPr>
+                <w:rFonts w:ascii="Calibri" w:hAnsi="Calibri" w:eastAsia="Calibri" w:cs="Calibri"/>
+                <w:b w:val="0"/>
+                <w:bCs w:val="0"/>
+                <w:i w:val="0"/>
+                <w:iCs w:val="0"/>
+                <w:sz w:val="24"/>
+                <w:szCs w:val="24"/>
+                <w:lang w:val="en-GB"/>
+              </w:rPr>
+              <w:t>4 or more extra toppings</w:t>
+            </w:r>
+            <w:r>
+              <w:rPr>
+                <w:rFonts w:ascii="Calibri" w:hAnsi="Calibri" w:eastAsia="Calibri" w:cs="Calibri"/>
+                <w:b w:val="0"/>
+                <w:bCs w:val="0"/>
+                <w:i w:val="0"/>
+                <w:iCs w:val="0"/>
+                <w:sz w:val="24"/>
+                <w:szCs w:val="24"/>
+                <w:lang w:val="en-GB"/>
+              </w:rPr>
+              <w:t>, £2.50</w:t>
+            </w:r>
+          </w:p>
+        </w:tc>
+        <w:tc>
+          <w:tcPr>
+            <w:tcW w:w="3005" w:type="dxa"/>
+            <w:tcMar/>
+          </w:tcPr>
+          <w:p>
+            <w:pPr>
+              <w:pStyle w:val="Normal"/>
+              <w:rPr>
+                <w:b w:val="0"/>
+                <w:bCs w:val="0"/>
+                <w:sz w:val="24"/>
+                <w:szCs w:val="24"/>
+                <w:u w:val="none"/>
+              </w:rPr>
+            </w:pPr>
+            <w:r>
+              <w:rPr>
+                <w:b w:val="0"/>
+                <w:bCs w:val="0"/>
+                <w:sz w:val="24"/>
+                <w:szCs w:val="24"/>
+                <w:u w:val="none"/>
+              </w:rPr>
+              <w:t>Rule</w:t>
+            </w:r>
+          </w:p>
+        </w:tc>
+      </w:tr>
+      <w:tr>
+        <w:trPr>
+          <w:trHeight w:val="300"/>
+        </w:trPr>
+        <w:tc>
+          <w:tcPr>
+            <w:tcW w:w="3005" w:type="dxa"/>
+            <w:tcMar/>
+          </w:tcPr>
+          <w:p>
+            <w:pPr>
+              <w:pStyle w:val="Normal"/>
+              <w:jc w:val="center"/>
+              <w:rPr>
+                <w:b w:val="0"/>
+                <w:bCs w:val="0"/>
+                <w:sz w:val="24"/>
+                <w:szCs w:val="24"/>
+                <w:u w:val="none"/>
+              </w:rPr>
+            </w:pPr>
+            <w:r>
+              <w:rPr>
+                <w:b w:val="0"/>
+                <w:bCs w:val="0"/>
+                <w:sz w:val="24"/>
+                <w:szCs w:val="24"/>
+                <w:u w:val="none"/>
+              </w:rPr>
+              <w:t>21</w:t>
+            </w:r>
+          </w:p>
+        </w:tc>
+        <w:tc>
+          <w:tcPr>
+            <w:tcW w:w="3005" w:type="dxa"/>
+            <w:tcMar/>
+          </w:tcPr>
+          <w:p>
+            <w:pPr>
+              <w:rPr>
+                <w:rFonts w:ascii="Calibri" w:hAnsi="Calibri" w:eastAsia="Calibri" w:cs="Calibri"/>
+                <w:b w:val="0"/>
+                <w:bCs w:val="0"/>
+                <w:i w:val="0"/>
+                <w:iCs w:val="0"/>
+                <w:sz w:val="24"/>
+                <w:szCs w:val="24"/>
+                <w:lang w:val="en-GB"/>
+              </w:rPr>
+            </w:pPr>
+            <w:r>
+              <w:rPr>
+                <w:rFonts w:ascii="Calibri" w:hAnsi="Calibri" w:eastAsia="Calibri" w:cs="Calibri"/>
+                <w:b w:val="0"/>
+                <w:bCs w:val="0"/>
+                <w:i w:val="0"/>
+                <w:iCs w:val="0"/>
+                <w:sz w:val="24"/>
+                <w:szCs w:val="24"/>
+                <w:lang w:val="en-GB"/>
+              </w:rPr>
+              <w:t>Discount</w:t>
+            </w:r>
+            <w:r>
+              <w:rPr>
+                <w:rFonts w:ascii="Calibri" w:hAnsi="Calibri" w:eastAsia="Calibri" w:cs="Calibri"/>
+                <w:b w:val="0"/>
+                <w:bCs w:val="0"/>
+                <w:i w:val="0"/>
+                <w:iCs w:val="0"/>
+                <w:sz w:val="24"/>
+                <w:szCs w:val="24"/>
+                <w:lang w:val="en-GB"/>
+              </w:rPr>
+              <w:t xml:space="preserve"> - 10% discount if the order subtotal is over £20 before delivery is applied</w:t>
+            </w:r>
+          </w:p>
+        </w:tc>
+        <w:tc>
+          <w:tcPr>
+            <w:tcW w:w="3005" w:type="dxa"/>
+            <w:tcMar/>
+          </w:tcPr>
+          <w:p>
+            <w:pPr>
+              <w:pStyle w:val="Normal"/>
+              <w:rPr>
+                <w:b w:val="0"/>
+                <w:bCs w:val="0"/>
+                <w:sz w:val="24"/>
+                <w:szCs w:val="24"/>
+                <w:u w:val="none"/>
+              </w:rPr>
+            </w:pPr>
+            <w:r>
+              <w:rPr>
+                <w:b w:val="0"/>
+                <w:bCs w:val="0"/>
+                <w:sz w:val="24"/>
+                <w:szCs w:val="24"/>
+                <w:u w:val="none"/>
+              </w:rPr>
+              <w:t>Rule</w:t>
+            </w:r>
+          </w:p>
+        </w:tc>
+      </w:tr>
+      <w:tr>
+        <w:trPr>
+          <w:trHeight w:val="300"/>
+        </w:trPr>
+        <w:tc>
+          <w:tcPr>
+            <w:tcW w:w="3005" w:type="dxa"/>
+            <w:tcMar/>
+          </w:tcPr>
+          <w:p>
+            <w:pPr>
+              <w:pStyle w:val="Normal"/>
+              <w:jc w:val="center"/>
+              <w:rPr>
+                <w:b w:val="0"/>
+                <w:bCs w:val="0"/>
+                <w:sz w:val="24"/>
+                <w:szCs w:val="24"/>
+                <w:u w:val="none"/>
+              </w:rPr>
+            </w:pPr>
+            <w:r>
+              <w:rPr>
+                <w:b w:val="0"/>
+                <w:bCs w:val="0"/>
+                <w:sz w:val="24"/>
+                <w:szCs w:val="24"/>
+                <w:u w:val="none"/>
+              </w:rPr>
+              <w:t>22</w:t>
+            </w:r>
+          </w:p>
+        </w:tc>
+        <w:tc>
+          <w:tcPr>
+            <w:tcW w:w="3005" w:type="dxa"/>
+            <w:tcMar/>
+          </w:tcPr>
+          <w:p>
+            <w:pPr>
+              <w:rPr>
+                <w:rFonts w:ascii="Calibri" w:hAnsi="Calibri" w:eastAsia="Calibri" w:cs="Calibri"/>
+                <w:b w:val="0"/>
+                <w:bCs w:val="0"/>
+                <w:i w:val="0"/>
+                <w:iCs w:val="0"/>
+                <w:sz w:val="24"/>
+                <w:szCs w:val="24"/>
+              </w:rPr>
+            </w:pPr>
+            <w:r>
+              <w:rPr>
+                <w:rFonts w:ascii="Calibri" w:hAnsi="Calibri" w:eastAsia="Calibri" w:cs="Calibri"/>
+                <w:b w:val="0"/>
+                <w:bCs w:val="0"/>
+                <w:i w:val="0"/>
+                <w:iCs w:val="0"/>
+                <w:sz w:val="24"/>
+                <w:szCs w:val="24"/>
+                <w:lang w:val="en-GB"/>
+              </w:rPr>
+              <w:t>Delivery charge</w:t>
+            </w:r>
+            <w:r>
+              <w:rPr>
+                <w:rFonts w:ascii="Calibri" w:hAnsi="Calibri" w:eastAsia="Calibri" w:cs="Calibri"/>
+                <w:b w:val="0"/>
+                <w:bCs w:val="0"/>
+                <w:i w:val="0"/>
+                <w:iCs w:val="0"/>
+                <w:sz w:val="24"/>
+                <w:szCs w:val="24"/>
+                <w:lang w:val="en-GB"/>
+              </w:rPr>
+              <w:t xml:space="preserve"> - £2.50 if delivery is requested</w:t>
+            </w:r>
+          </w:p>
+        </w:tc>
+        <w:tc>
+          <w:tcPr>
+            <w:tcW w:w="3005" w:type="dxa"/>
+            <w:tcMar/>
+          </w:tcPr>
+          <w:p>
+            <w:pPr>
+              <w:pStyle w:val="Normal"/>
+              <w:rPr>
+                <w:b w:val="0"/>
+                <w:bCs w:val="0"/>
+                <w:sz w:val="24"/>
+                <w:szCs w:val="24"/>
+                <w:u w:val="none"/>
+              </w:rPr>
+            </w:pPr>
+            <w:r>
+              <w:rPr>
+                <w:b w:val="0"/>
+                <w:bCs w:val="0"/>
+                <w:sz w:val="24"/>
+                <w:szCs w:val="24"/>
+                <w:u w:val="none"/>
+              </w:rPr>
+              <w:t>Rule</w:t>
+            </w:r>
+          </w:p>
+        </w:tc>
+      </w:tr>
+    </w:tbl>
+    <w:p>
+      <w:pPr>
+        <w:pStyle w:val="Normal"/>
+        <w:jc w:val="left"/>
+        <w:rPr>
+          <w:b w:val="0"/>
+          <w:bCs w:val="0"/>
+          <w:sz w:val="24"/>
+          <w:szCs w:val="24"/>
+          <w:u w:val="none"/>
+        </w:rPr>
+      </w:pPr>
+    </w:p>
+    <w:p>
+      <w:pPr>
+        <w:pStyle w:val="Normal"/>
+        <w:jc w:val="left"/>
+        <w:rPr>
+          <w:b w:val="0"/>
+          <w:bCs w:val="0"/>
+          <w:sz w:val="24"/>
+          <w:szCs w:val="24"/>
+          <w:u w:val="none"/>
+        </w:rPr>
+      </w:pPr>
+    </w:p>
+    <w:p>
+      <w:pPr>
+        <w:pStyle w:val="Normal"/>
+        <w:ind w:left="0"/>
+        <w:jc w:val="left"/>
+      </w:pPr>
+      <w:r>
+        <w:rPr>
+          <w:b w:val="0"/>
+          <w:bCs w:val="0"/>
+          <w:sz w:val="24"/>
+          <w:szCs w:val="24"/>
+          <w:u w:val="single"/>
+        </w:rPr>
+        <w:t>IPO Table</w:t>
+      </w:r>
+    </w:p>
+    <w:p>
+      <w:pPr>
+        <w:pStyle w:val="Normal"/>
+        <w:jc w:val="left"/>
+      </w:pPr>
+      <w:r>
+        <w:rPr>
+          <w:b w:val="0"/>
+          <w:bCs w:val="0"/>
+          <w:sz w:val="24"/>
+          <w:szCs w:val="24"/>
+          <w:u w:val="none"/>
+        </w:rPr>
+        <w:t>We will make an IPO (Input, Process, Output) table to visualise these requirements. The table will go down in order from start to end:</w:t>
+      </w:r>
+    </w:p>
+    <w:p>
+      <w:pPr>
+        <w:pStyle w:val="Normal"/>
+        <w:ind w:left="0"/>
+        <w:jc w:val="left"/>
+        <w:rPr>
+          <w:b w:val="0"/>
+          <w:bCs w:val="0"/>
+          <w:sz w:val="24"/>
+          <w:szCs w:val="24"/>
+          <w:u w:val="single"/>
+        </w:rPr>
+      </w:pPr>
+    </w:p>
+    <w:tbl>
+      <w:tblPr>
+        <w:tblStyle w:val="TableGrid"/>
+        <w:tblW w:w="0" w:type="auto"/>
+        <w:tblLook w:val="06A0" w:firstRow="1" w:lastRow="0" w:firstColumn="1" w:lastColumn="0" w:noHBand="1" w:noVBand="1"/>
+      </w:tblPr>
+      <w:tblGrid>
+        <w:gridCol w:w="3005"/>
+        <w:gridCol w:w="3005"/>
+        <w:gridCol w:w="3005"/>
+      </w:tblGrid>
+      <w:tr>
+        <w:trPr>
+          <w:trHeight w:val="300"/>
+        </w:trPr>
+        <w:tc>
+          <w:tcPr>
+            <w:tcW w:w="3005" w:type="dxa"/>
+            <w:shd w:val="clear" w:color="auto" w:fill="DAE8F8"/>
+            <w:tcMar/>
+          </w:tcPr>
+          <w:p>
+            <w:pPr>
+              <w:pStyle w:val="Normal"/>
+              <w:jc w:val="center"/>
+            </w:pPr>
+            <w:r>
+              <w:rPr>
+                <w:b w:val="0"/>
+                <w:bCs w:val="0"/>
+                <w:sz w:val="24"/>
+                <w:szCs w:val="24"/>
+                <w:u w:val="none"/>
+              </w:rPr>
+              <w:t>Input</w:t>
+            </w:r>
+          </w:p>
+        </w:tc>
+        <w:tc>
+          <w:tcPr>
+            <w:tcW w:w="3005" w:type="dxa"/>
+            <w:shd w:val="clear" w:color="auto" w:fill="DAE8F8"/>
+            <w:tcMar/>
+          </w:tcPr>
+          <w:p>
+            <w:pPr>
+              <w:pStyle w:val="Normal"/>
+              <w:jc w:val="center"/>
+            </w:pPr>
+            <w:r>
+              <w:rPr>
+                <w:b w:val="0"/>
+                <w:bCs w:val="0"/>
+                <w:sz w:val="24"/>
+                <w:szCs w:val="24"/>
+                <w:u w:val="none"/>
+              </w:rPr>
+              <w:t>Process</w:t>
+            </w:r>
+          </w:p>
+        </w:tc>
+        <w:tc>
+          <w:tcPr>
+            <w:tcW w:w="3005" w:type="dxa"/>
+            <w:shd w:val="clear" w:color="auto" w:fill="DAE8F8"/>
+            <w:tcMar/>
+          </w:tcPr>
+          <w:p>
+            <w:pPr>
+              <w:pStyle w:val="Normal"/>
+              <w:jc w:val="center"/>
             </w:pPr>
             <w:r>
               <w:rPr>
